--- a/modify_intro.docx
+++ b/modify_intro.docx
@@ -4,8 +4,24 @@
   <w:body>
     <w:p>
       <w:pPr>
+        <w:keepNext w:val="0"/>
+        <w:keepLines w:val="0"/>
+        <w:pageBreakBefore w:val="0"/>
+        <w:kinsoku/>
+        <w:wordWrap/>
+        <w:overflowPunct/>
+        <w:topLinePunct w:val="0"/>
+        <w:autoSpaceDE/>
+        <w:autoSpaceDN/>
+        <w:bidi w:val="0"/>
+        <w:adjustRightInd/>
+        <w:snapToGrid/>
+        <w:spacing w:line="400" w:lineRule="exact"/>
+        <w:textAlignment w:val="auto"/>
         <w:rPr>
           <w:rFonts w:hint="eastAsia" w:asciiTheme="minorEastAsia" w:hAnsiTheme="minorEastAsia" w:eastAsiaTheme="minorEastAsia" w:cstheme="minorEastAsia"/>
+          <w:b/>
+          <w:bCs/>
           <w:sz w:val="36"/>
           <w:szCs w:val="36"/>
           <w:lang w:val="en-US" w:eastAsia="zh-CN"/>
@@ -13,80 +29,535 @@
       </w:pPr>
       <w:r>
         <w:rPr>
-          <w:rFonts w:hint="eastAsia" w:asciiTheme="minorEastAsia" w:hAnsiTheme="minorEastAsia" w:eastAsiaTheme="minorEastAsia" w:cstheme="minorEastAsia"/>
+          <w:rFonts w:hint="eastAsia" w:asciiTheme="minorEastAsia" w:hAnsiTheme="minorEastAsia" w:cstheme="minorEastAsia"/>
+          <w:b/>
+          <w:bCs/>
           <w:sz w:val="36"/>
           <w:szCs w:val="36"/>
           <w:lang w:val="en-US" w:eastAsia="zh-CN"/>
         </w:rPr>
+        <w:t>硕士学位论文</w:t>
+      </w:r>
+      <w:r>
+        <w:rPr>
+          <w:rFonts w:hint="eastAsia" w:asciiTheme="minorEastAsia" w:hAnsiTheme="minorEastAsia" w:eastAsiaTheme="minorEastAsia" w:cstheme="minorEastAsia"/>
+          <w:b/>
+          <w:bCs/>
+          <w:sz w:val="36"/>
+          <w:szCs w:val="36"/>
+          <w:lang w:val="en-US" w:eastAsia="zh-CN"/>
+        </w:rPr>
         <w:t>修改说明</w:t>
       </w:r>
     </w:p>
     <w:p>
       <w:pPr>
+        <w:pStyle w:val="3"/>
+        <w:keepNext w:val="0"/>
+        <w:keepLines w:val="0"/>
+        <w:pageBreakBefore w:val="0"/>
+        <w:widowControl/>
+        <w:suppressLineNumbers w:val="0"/>
+        <w:shd w:val="clear" w:fill="FFFFFF"/>
+        <w:kinsoku/>
+        <w:wordWrap/>
+        <w:overflowPunct/>
+        <w:topLinePunct w:val="0"/>
+        <w:autoSpaceDE/>
+        <w:autoSpaceDN/>
+        <w:bidi w:val="0"/>
+        <w:adjustRightInd/>
+        <w:snapToGrid/>
+        <w:spacing w:before="137" w:beforeAutospacing="0" w:after="137" w:afterAutospacing="0" w:line="400" w:lineRule="exact"/>
+        <w:ind w:left="0" w:right="0" w:firstLine="0"/>
+        <w:textAlignment w:val="auto"/>
         <w:rPr>
           <w:rFonts w:hint="eastAsia" w:asciiTheme="minorEastAsia" w:hAnsiTheme="minorEastAsia" w:eastAsiaTheme="minorEastAsia" w:cstheme="minorEastAsia"/>
-          <w:lang w:val="en-US" w:eastAsia="zh-CN"/>
-        </w:rPr>
-      </w:pPr>
-    </w:p>
-    <w:p>
-      <w:pPr>
-        <w:rPr>
-          <w:rFonts w:hint="eastAsia" w:asciiTheme="minorEastAsia" w:hAnsiTheme="minorEastAsia" w:cstheme="minorEastAsia"/>
-          <w:lang w:val="en-US" w:eastAsia="zh-CN"/>
-        </w:rPr>
-      </w:pPr>
-      <w:r>
-        <w:rPr>
-          <w:rFonts w:hint="eastAsia" w:asciiTheme="minorEastAsia" w:hAnsiTheme="minorEastAsia" w:cstheme="minorEastAsia"/>
-          <w:color w:val="0000FF"/>
+          <w:kern w:val="2"/>
           <w:sz w:val="24"/>
           <w:szCs w:val="32"/>
-          <w:lang w:val="en-US" w:eastAsia="zh-CN"/>
-        </w:rPr>
-        <w:t>一.针对“工作太分散了，需要在一个技术难题下刻画技术贡献”这一意见，做出的核心修改如下：</w:t>
-      </w:r>
-    </w:p>
-    <w:p>
-      <w:pPr>
-        <w:rPr>
-          <w:rFonts w:hint="eastAsia" w:asciiTheme="minorEastAsia" w:hAnsiTheme="minorEastAsia" w:cstheme="minorEastAsia"/>
-          <w:lang w:val="en-US" w:eastAsia="zh-CN"/>
-        </w:rPr>
-      </w:pPr>
-    </w:p>
-    <w:p>
-      <w:pPr>
-        <w:rPr>
-          <w:rFonts w:hint="eastAsia" w:asciiTheme="minorEastAsia" w:hAnsiTheme="minorEastAsia" w:cstheme="minorEastAsia"/>
-          <w:b/>
-          <w:bCs/>
-          <w:lang w:val="en-US" w:eastAsia="zh-CN"/>
-        </w:rPr>
-      </w:pPr>
-      <w:r>
-        <w:rPr>
-          <w:rFonts w:hint="eastAsia" w:asciiTheme="minorEastAsia" w:hAnsiTheme="minorEastAsia" w:cstheme="minorEastAsia"/>
-          <w:b/>
-          <w:bCs/>
-          <w:lang w:val="en-US" w:eastAsia="zh-CN"/>
-        </w:rPr>
-        <w:t>1.修改摘要</w:t>
-      </w:r>
-    </w:p>
-    <w:p>
-      <w:pPr>
-        <w:rPr>
-          <w:rFonts w:hint="default" w:asciiTheme="minorEastAsia" w:hAnsiTheme="minorEastAsia" w:cstheme="minorEastAsia"/>
-          <w:lang w:val="en-US" w:eastAsia="zh-CN"/>
-        </w:rPr>
-      </w:pPr>
-      <w:r>
-        <w:rPr>
-          <w:rFonts w:hint="eastAsia" w:asciiTheme="minorEastAsia" w:hAnsiTheme="minorEastAsia" w:cstheme="minorEastAsia"/>
-          <w:lang w:val="en-US" w:eastAsia="zh-CN"/>
-        </w:rPr>
-        <w:t>增强前两章与第三章之间的关联性，更明确的表达技术难题。将“</w:t>
+          <w:lang w:val="en-US" w:eastAsia="zh-CN" w:bidi="ar-SA"/>
+        </w:rPr>
+      </w:pPr>
+      <w:r>
+        <w:rPr>
+          <w:rFonts w:hint="default" w:asciiTheme="minorEastAsia" w:hAnsiTheme="minorEastAsia" w:eastAsiaTheme="minorEastAsia" w:cstheme="minorEastAsia"/>
+          <w:kern w:val="2"/>
+          <w:sz w:val="24"/>
+          <w:szCs w:val="32"/>
+          <w:lang w:val="en-US" w:eastAsia="zh-CN" w:bidi="ar-SA"/>
+        </w:rPr>
+        <w:t>尊敬的评审专家：</w:t>
+      </w:r>
+    </w:p>
+    <w:p>
+      <w:pPr>
+        <w:pStyle w:val="3"/>
+        <w:keepNext w:val="0"/>
+        <w:keepLines w:val="0"/>
+        <w:pageBreakBefore w:val="0"/>
+        <w:widowControl/>
+        <w:suppressLineNumbers w:val="0"/>
+        <w:shd w:val="clear" w:fill="FFFFFF"/>
+        <w:kinsoku/>
+        <w:wordWrap/>
+        <w:overflowPunct/>
+        <w:topLinePunct w:val="0"/>
+        <w:autoSpaceDE/>
+        <w:autoSpaceDN/>
+        <w:bidi w:val="0"/>
+        <w:adjustRightInd/>
+        <w:snapToGrid/>
+        <w:spacing w:before="137" w:beforeAutospacing="0" w:after="137" w:afterAutospacing="0" w:line="400" w:lineRule="exact"/>
+        <w:ind w:left="0" w:right="0" w:firstLine="420" w:firstLineChars="0"/>
+        <w:textAlignment w:val="auto"/>
+        <w:rPr>
+          <w:rFonts w:hint="default" w:asciiTheme="minorEastAsia" w:hAnsiTheme="minorEastAsia" w:eastAsiaTheme="minorEastAsia" w:cstheme="minorEastAsia"/>
+          <w:kern w:val="2"/>
+          <w:sz w:val="24"/>
+          <w:szCs w:val="32"/>
+          <w:lang w:val="en-US" w:eastAsia="zh-CN" w:bidi="ar-SA"/>
+        </w:rPr>
+      </w:pPr>
+      <w:r>
+        <w:rPr>
+          <w:rFonts w:hint="default" w:asciiTheme="minorEastAsia" w:hAnsiTheme="minorEastAsia" w:eastAsiaTheme="minorEastAsia" w:cstheme="minorEastAsia"/>
+          <w:kern w:val="2"/>
+          <w:sz w:val="24"/>
+          <w:szCs w:val="32"/>
+          <w:lang w:val="en-US" w:eastAsia="zh-CN" w:bidi="ar-SA"/>
+        </w:rPr>
+        <w:t>衷心感谢您对本文的审阅以及提出的宝贵修改意见。您的意见对提升本论文的学术质量和规范性具有重要指导意义。针对您指出的</w:t>
+      </w:r>
+      <w:r>
+        <w:rPr>
+          <w:rFonts w:hint="eastAsia" w:asciiTheme="minorEastAsia" w:hAnsiTheme="minorEastAsia" w:cstheme="minorEastAsia"/>
+          <w:kern w:val="2"/>
+          <w:sz w:val="24"/>
+          <w:szCs w:val="32"/>
+          <w:lang w:val="en-US" w:eastAsia="zh-CN" w:bidi="ar-SA"/>
+        </w:rPr>
+        <w:t>几</w:t>
+      </w:r>
+      <w:r>
+        <w:rPr>
+          <w:rFonts w:hint="default" w:asciiTheme="minorEastAsia" w:hAnsiTheme="minorEastAsia" w:eastAsiaTheme="minorEastAsia" w:cstheme="minorEastAsia"/>
+          <w:kern w:val="2"/>
+          <w:sz w:val="24"/>
+          <w:szCs w:val="32"/>
+          <w:lang w:val="en-US" w:eastAsia="zh-CN" w:bidi="ar-SA"/>
+        </w:rPr>
+        <w:t>个主要问题，我在最终版论文中进行了系统性的修改与完善。现将主要修改内容说明如下：</w:t>
+      </w:r>
+    </w:p>
+    <w:p>
+      <w:pPr>
+        <w:pStyle w:val="3"/>
+        <w:keepNext w:val="0"/>
+        <w:keepLines w:val="0"/>
+        <w:pageBreakBefore w:val="0"/>
+        <w:widowControl/>
+        <w:suppressLineNumbers w:val="0"/>
+        <w:shd w:val="clear" w:fill="FFFFFF"/>
+        <w:kinsoku/>
+        <w:wordWrap/>
+        <w:overflowPunct/>
+        <w:topLinePunct w:val="0"/>
+        <w:autoSpaceDE/>
+        <w:autoSpaceDN/>
+        <w:bidi w:val="0"/>
+        <w:adjustRightInd/>
+        <w:snapToGrid/>
+        <w:spacing w:before="137" w:beforeAutospacing="0" w:after="137" w:afterAutospacing="0" w:line="400" w:lineRule="exact"/>
+        <w:ind w:right="0"/>
+        <w:textAlignment w:val="auto"/>
+        <w:rPr>
+          <w:rFonts w:hint="eastAsia" w:asciiTheme="minorEastAsia" w:hAnsiTheme="minorEastAsia" w:eastAsiaTheme="minorEastAsia" w:cstheme="minorEastAsia"/>
+          <w:kern w:val="2"/>
+          <w:sz w:val="24"/>
+          <w:szCs w:val="32"/>
+          <w:lang w:val="en-US" w:eastAsia="zh-CN" w:bidi="ar-SA"/>
+        </w:rPr>
+      </w:pPr>
+    </w:p>
+    <w:p>
+      <w:pPr>
+        <w:pStyle w:val="2"/>
+        <w:keepNext w:val="0"/>
+        <w:keepLines w:val="0"/>
+        <w:pageBreakBefore w:val="0"/>
+        <w:widowControl/>
+        <w:suppressLineNumbers w:val="0"/>
+        <w:shd w:val="clear" w:fill="FFFFFF"/>
+        <w:kinsoku/>
+        <w:wordWrap/>
+        <w:overflowPunct/>
+        <w:topLinePunct w:val="0"/>
+        <w:autoSpaceDE/>
+        <w:autoSpaceDN/>
+        <w:bidi w:val="0"/>
+        <w:adjustRightInd/>
+        <w:snapToGrid/>
+        <w:spacing w:before="274" w:beforeAutospacing="0" w:after="137" w:afterAutospacing="0" w:line="400" w:lineRule="exact"/>
+        <w:ind w:left="0" w:right="0" w:firstLine="0"/>
+        <w:textAlignment w:val="auto"/>
+        <w:rPr>
+          <w:rFonts w:hint="default" w:asciiTheme="minorEastAsia" w:hAnsiTheme="minorEastAsia" w:eastAsiaTheme="minorEastAsia" w:cstheme="minorEastAsia"/>
+          <w:b/>
+          <w:bCs/>
+          <w:kern w:val="2"/>
+          <w:sz w:val="28"/>
+          <w:szCs w:val="36"/>
+          <w:lang w:val="en-US" w:eastAsia="zh-CN" w:bidi="ar-SA"/>
+        </w:rPr>
+      </w:pPr>
+      <w:r>
+        <w:rPr>
+          <w:rFonts w:hint="eastAsia" w:asciiTheme="minorEastAsia" w:hAnsiTheme="minorEastAsia" w:cstheme="minorEastAsia"/>
+          <w:b/>
+          <w:bCs/>
+          <w:color w:val="FF0000"/>
+          <w:kern w:val="2"/>
+          <w:sz w:val="28"/>
+          <w:szCs w:val="36"/>
+          <w:lang w:val="en-US" w:eastAsia="zh-CN" w:bidi="ar-SA"/>
+        </w:rPr>
+        <w:t>修改意见1</w:t>
+      </w:r>
+    </w:p>
+    <w:p>
+      <w:pPr>
+        <w:keepNext w:val="0"/>
+        <w:keepLines w:val="0"/>
+        <w:pageBreakBefore w:val="0"/>
+        <w:kinsoku/>
+        <w:wordWrap/>
+        <w:overflowPunct/>
+        <w:topLinePunct w:val="0"/>
+        <w:autoSpaceDE/>
+        <w:autoSpaceDN/>
+        <w:bidi w:val="0"/>
+        <w:adjustRightInd/>
+        <w:snapToGrid/>
+        <w:spacing w:line="400" w:lineRule="exact"/>
+        <w:textAlignment w:val="auto"/>
+        <w:rPr>
+          <w:rFonts w:hint="eastAsia" w:asciiTheme="minorEastAsia" w:hAnsiTheme="minorEastAsia" w:eastAsiaTheme="minorEastAsia" w:cstheme="minorEastAsia"/>
+          <w:b/>
+          <w:bCs/>
+          <w:kern w:val="2"/>
+          <w:sz w:val="24"/>
+          <w:szCs w:val="32"/>
+          <w:lang w:val="en-US" w:eastAsia="zh-CN" w:bidi="ar-SA"/>
+        </w:rPr>
+      </w:pPr>
+      <w:r>
+        <w:rPr>
+          <w:rFonts w:hint="eastAsia" w:asciiTheme="minorEastAsia" w:hAnsiTheme="minorEastAsia" w:eastAsiaTheme="minorEastAsia" w:cstheme="minorEastAsia"/>
+          <w:b/>
+          <w:bCs/>
+          <w:kern w:val="2"/>
+          <w:sz w:val="24"/>
+          <w:szCs w:val="32"/>
+          <w:lang w:val="en-US" w:eastAsia="zh-CN" w:bidi="ar-SA"/>
+        </w:rPr>
+        <w:t>专家意见摘要：</w:t>
+      </w:r>
+    </w:p>
+    <w:p>
+      <w:pPr>
+        <w:keepNext w:val="0"/>
+        <w:keepLines w:val="0"/>
+        <w:pageBreakBefore w:val="0"/>
+        <w:kinsoku/>
+        <w:wordWrap/>
+        <w:overflowPunct/>
+        <w:topLinePunct w:val="0"/>
+        <w:autoSpaceDE/>
+        <w:autoSpaceDN/>
+        <w:bidi w:val="0"/>
+        <w:adjustRightInd/>
+        <w:snapToGrid/>
+        <w:spacing w:line="400" w:lineRule="exact"/>
+        <w:ind w:firstLine="420" w:firstLineChars="0"/>
+        <w:textAlignment w:val="auto"/>
+        <w:rPr>
+          <w:rFonts w:hint="eastAsia" w:asciiTheme="minorEastAsia" w:hAnsiTheme="minorEastAsia" w:cstheme="minorEastAsia"/>
+          <w:b/>
+          <w:bCs/>
+          <w:sz w:val="24"/>
+          <w:szCs w:val="32"/>
+          <w:lang w:val="en-US" w:eastAsia="zh-CN"/>
+        </w:rPr>
+      </w:pPr>
+      <w:r>
+        <w:rPr>
+          <w:rFonts w:hint="eastAsia" w:asciiTheme="minorEastAsia" w:hAnsiTheme="minorEastAsia" w:eastAsiaTheme="minorEastAsia" w:cstheme="minorEastAsia"/>
+          <w:kern w:val="2"/>
+          <w:sz w:val="21"/>
+          <w:szCs w:val="24"/>
+          <w:lang w:val="en-US" w:eastAsia="zh-CN" w:bidi="ar-SA"/>
+        </w:rPr>
+        <w:t>工作太分散，需要在一个技术难题下刻画技术贡献</w:t>
+      </w:r>
+      <w:r>
+        <w:rPr>
+          <w:rFonts w:hint="eastAsia" w:asciiTheme="minorEastAsia" w:hAnsiTheme="minorEastAsia" w:cstheme="minorEastAsia"/>
+          <w:kern w:val="2"/>
+          <w:sz w:val="21"/>
+          <w:szCs w:val="24"/>
+          <w:lang w:val="en-US" w:eastAsia="zh-CN" w:bidi="ar-SA"/>
+        </w:rPr>
+        <w:t>。</w:t>
+      </w:r>
+    </w:p>
+    <w:p>
+      <w:pPr>
+        <w:keepNext w:val="0"/>
+        <w:keepLines w:val="0"/>
+        <w:pageBreakBefore w:val="0"/>
+        <w:kinsoku/>
+        <w:wordWrap/>
+        <w:overflowPunct/>
+        <w:topLinePunct w:val="0"/>
+        <w:autoSpaceDE/>
+        <w:autoSpaceDN/>
+        <w:bidi w:val="0"/>
+        <w:adjustRightInd/>
+        <w:snapToGrid/>
+        <w:spacing w:line="400" w:lineRule="exact"/>
+        <w:textAlignment w:val="auto"/>
+        <w:rPr>
+          <w:rFonts w:hint="eastAsia" w:asciiTheme="minorEastAsia" w:hAnsiTheme="minorEastAsia" w:cstheme="minorEastAsia"/>
+          <w:b/>
+          <w:bCs/>
+          <w:sz w:val="24"/>
+          <w:szCs w:val="32"/>
+          <w:lang w:val="en-US" w:eastAsia="zh-CN"/>
+        </w:rPr>
+      </w:pPr>
+    </w:p>
+    <w:p>
+      <w:pPr>
+        <w:keepNext w:val="0"/>
+        <w:keepLines w:val="0"/>
+        <w:pageBreakBefore w:val="0"/>
+        <w:kinsoku/>
+        <w:wordWrap/>
+        <w:overflowPunct/>
+        <w:topLinePunct w:val="0"/>
+        <w:autoSpaceDE/>
+        <w:autoSpaceDN/>
+        <w:bidi w:val="0"/>
+        <w:adjustRightInd/>
+        <w:snapToGrid/>
+        <w:spacing w:line="400" w:lineRule="exact"/>
+        <w:textAlignment w:val="auto"/>
+        <w:rPr>
+          <w:rFonts w:hint="eastAsia" w:asciiTheme="minorEastAsia" w:hAnsiTheme="minorEastAsia" w:cstheme="minorEastAsia"/>
+          <w:b/>
+          <w:bCs/>
+          <w:sz w:val="24"/>
+          <w:szCs w:val="32"/>
+          <w:lang w:val="en-US" w:eastAsia="zh-CN"/>
+        </w:rPr>
+      </w:pPr>
+      <w:r>
+        <w:rPr>
+          <w:rFonts w:hint="eastAsia" w:asciiTheme="minorEastAsia" w:hAnsiTheme="minorEastAsia" w:cstheme="minorEastAsia"/>
+          <w:b/>
+          <w:bCs/>
+          <w:sz w:val="24"/>
+          <w:szCs w:val="32"/>
+          <w:lang w:val="en-US" w:eastAsia="zh-CN"/>
+        </w:rPr>
+        <w:t>修改说明：</w:t>
+      </w:r>
+    </w:p>
+    <w:p>
+      <w:pPr>
+        <w:keepNext w:val="0"/>
+        <w:keepLines w:val="0"/>
+        <w:pageBreakBefore w:val="0"/>
+        <w:kinsoku/>
+        <w:wordWrap/>
+        <w:overflowPunct/>
+        <w:topLinePunct w:val="0"/>
+        <w:autoSpaceDE/>
+        <w:autoSpaceDN/>
+        <w:bidi w:val="0"/>
+        <w:adjustRightInd/>
+        <w:snapToGrid/>
+        <w:spacing w:line="400" w:lineRule="exact"/>
+        <w:ind w:firstLine="420" w:firstLineChars="0"/>
+        <w:textAlignment w:val="auto"/>
+        <w:rPr>
+          <w:rFonts w:hint="eastAsia" w:asciiTheme="minorEastAsia" w:hAnsiTheme="minorEastAsia" w:cstheme="minorEastAsia"/>
+          <w:lang w:val="en-US" w:eastAsia="zh-CN"/>
+        </w:rPr>
+      </w:pPr>
+      <w:r>
+        <w:rPr>
+          <w:rFonts w:hint="eastAsia" w:asciiTheme="minorEastAsia" w:hAnsiTheme="minorEastAsia" w:cstheme="minorEastAsia"/>
+          <w:lang w:val="en-US" w:eastAsia="zh-CN"/>
+        </w:rPr>
+        <w:t>原稿按照“实现→优化→评估”的顺序依次展开三项工作，各部分之间缺乏明确的逻辑主线，导致整体结构显得分散，技术贡献不够聚焦。</w:t>
+      </w:r>
+    </w:p>
+    <w:p>
+      <w:pPr>
+        <w:keepNext w:val="0"/>
+        <w:keepLines w:val="0"/>
+        <w:pageBreakBefore w:val="0"/>
+        <w:kinsoku/>
+        <w:wordWrap/>
+        <w:overflowPunct/>
+        <w:topLinePunct w:val="0"/>
+        <w:autoSpaceDE/>
+        <w:autoSpaceDN/>
+        <w:bidi w:val="0"/>
+        <w:adjustRightInd/>
+        <w:snapToGrid/>
+        <w:spacing w:line="400" w:lineRule="exact"/>
+        <w:ind w:firstLine="420" w:firstLineChars="0"/>
+        <w:textAlignment w:val="auto"/>
+        <w:rPr>
+          <w:rFonts w:hint="eastAsia" w:asciiTheme="minorEastAsia" w:hAnsiTheme="minorEastAsia" w:cstheme="minorEastAsia"/>
+          <w:b/>
+          <w:bCs/>
+          <w:sz w:val="24"/>
+          <w:szCs w:val="32"/>
+          <w:lang w:val="en-US" w:eastAsia="zh-CN"/>
+        </w:rPr>
+      </w:pPr>
+      <w:r>
+        <w:rPr>
+          <w:rFonts w:hint="eastAsia" w:asciiTheme="minorEastAsia" w:hAnsiTheme="minorEastAsia" w:cstheme="minorEastAsia"/>
+          <w:lang w:val="en-US" w:eastAsia="zh-CN"/>
+        </w:rPr>
+        <w:t>在修改稿中，我重新梳理了全文的叙事逻辑，将三项研究内容统一在同一个核心技术难题之下：“如何在LLVM GlobalISel这一通用编译器框架上，解决VLIW DSP架构指令选择所面临的性能与可扩展性挑战”。基于这一核心问题，构建了“框架适配—性能优化—验证支撑”的三层技术路径，使三项工作形成有机的整体。</w:t>
+      </w:r>
+    </w:p>
+    <w:p>
+      <w:pPr>
+        <w:keepNext w:val="0"/>
+        <w:keepLines w:val="0"/>
+        <w:pageBreakBefore w:val="0"/>
+        <w:kinsoku/>
+        <w:wordWrap/>
+        <w:overflowPunct/>
+        <w:topLinePunct w:val="0"/>
+        <w:autoSpaceDE/>
+        <w:autoSpaceDN/>
+        <w:bidi w:val="0"/>
+        <w:adjustRightInd/>
+        <w:snapToGrid/>
+        <w:spacing w:line="400" w:lineRule="exact"/>
+        <w:textAlignment w:val="auto"/>
+        <w:rPr>
+          <w:rFonts w:hint="eastAsia" w:asciiTheme="minorEastAsia" w:hAnsiTheme="minorEastAsia" w:cstheme="minorEastAsia"/>
+          <w:b/>
+          <w:bCs/>
+          <w:sz w:val="24"/>
+          <w:szCs w:val="32"/>
+          <w:lang w:val="en-US" w:eastAsia="zh-CN"/>
+        </w:rPr>
+      </w:pPr>
+    </w:p>
+    <w:p>
+      <w:pPr>
+        <w:keepNext w:val="0"/>
+        <w:keepLines w:val="0"/>
+        <w:pageBreakBefore w:val="0"/>
+        <w:kinsoku/>
+        <w:wordWrap/>
+        <w:overflowPunct/>
+        <w:topLinePunct w:val="0"/>
+        <w:autoSpaceDE/>
+        <w:autoSpaceDN/>
+        <w:bidi w:val="0"/>
+        <w:adjustRightInd/>
+        <w:snapToGrid/>
+        <w:spacing w:line="400" w:lineRule="exact"/>
+        <w:textAlignment w:val="auto"/>
+        <w:rPr>
+          <w:rFonts w:hint="eastAsia" w:asciiTheme="minorEastAsia" w:hAnsiTheme="minorEastAsia" w:cstheme="minorEastAsia"/>
+          <w:lang w:val="en-US" w:eastAsia="zh-CN"/>
+        </w:rPr>
+      </w:pPr>
+      <w:r>
+        <w:rPr>
+          <w:rFonts w:hint="eastAsia" w:asciiTheme="minorEastAsia" w:hAnsiTheme="minorEastAsia" w:cstheme="minorEastAsia"/>
+          <w:b/>
+          <w:bCs/>
+          <w:sz w:val="24"/>
+          <w:szCs w:val="32"/>
+          <w:lang w:val="en-US" w:eastAsia="zh-CN"/>
+        </w:rPr>
+        <w:t>主要修改内容：</w:t>
+      </w:r>
+    </w:p>
+    <w:p>
+      <w:pPr>
+        <w:keepNext w:val="0"/>
+        <w:keepLines w:val="0"/>
+        <w:pageBreakBefore w:val="0"/>
+        <w:kinsoku/>
+        <w:wordWrap/>
+        <w:overflowPunct/>
+        <w:topLinePunct w:val="0"/>
+        <w:autoSpaceDE/>
+        <w:autoSpaceDN/>
+        <w:bidi w:val="0"/>
+        <w:adjustRightInd/>
+        <w:snapToGrid/>
+        <w:spacing w:line="400" w:lineRule="exact"/>
+        <w:textAlignment w:val="auto"/>
+        <w:rPr>
+          <w:rFonts w:hint="default" w:asciiTheme="minorEastAsia" w:hAnsiTheme="minorEastAsia" w:cstheme="minorEastAsia"/>
+          <w:b/>
+          <w:bCs/>
+          <w:lang w:val="en-US" w:eastAsia="zh-CN"/>
+        </w:rPr>
+      </w:pPr>
+      <w:r>
+        <w:rPr>
+          <w:rFonts w:hint="eastAsia" w:asciiTheme="minorEastAsia" w:hAnsiTheme="minorEastAsia" w:cstheme="minorEastAsia"/>
+          <w:b/>
+          <w:bCs/>
+          <w:lang w:val="en-US" w:eastAsia="zh-CN"/>
+        </w:rPr>
+        <w:t>1.摘要的重构</w:t>
+      </w:r>
+    </w:p>
+    <w:p>
+      <w:pPr>
+        <w:keepNext w:val="0"/>
+        <w:keepLines w:val="0"/>
+        <w:pageBreakBefore w:val="0"/>
+        <w:kinsoku/>
+        <w:wordWrap/>
+        <w:overflowPunct/>
+        <w:topLinePunct w:val="0"/>
+        <w:autoSpaceDE/>
+        <w:autoSpaceDN/>
+        <w:bidi w:val="0"/>
+        <w:adjustRightInd/>
+        <w:snapToGrid/>
+        <w:spacing w:line="400" w:lineRule="exact"/>
+        <w:ind w:firstLine="420" w:firstLineChars="0"/>
+        <w:textAlignment w:val="auto"/>
+        <w:rPr>
+          <w:rFonts w:hint="default" w:asciiTheme="minorEastAsia" w:hAnsiTheme="minorEastAsia" w:cstheme="minorEastAsia"/>
+          <w:lang w:val="en-US" w:eastAsia="zh-CN"/>
+        </w:rPr>
+      </w:pPr>
+      <w:r>
+        <w:rPr>
+          <w:rFonts w:hint="eastAsia" w:asciiTheme="minorEastAsia" w:hAnsiTheme="minorEastAsia" w:cstheme="minorEastAsia"/>
+          <w:lang w:val="en-US" w:eastAsia="zh-CN"/>
+        </w:rPr>
+        <w:t>将“</w:t>
       </w:r>
       <w:r>
         <w:rPr>
@@ -95,7 +566,7 @@
           <w:dstrike w:val="0"/>
           <w:lang w:val="en-US" w:eastAsia="zh-CN"/>
         </w:rPr>
-        <w:t>应对现有测试体系的存在的问题</w:t>
+        <w:t>应对现有测试体系的存在的问题，本文设计并实现了一套面向自研DSP编译器的性能测试评估平台</w:t>
       </w:r>
       <w:r>
         <w:rPr>
@@ -110,86 +581,128 @@
           <w:color w:val="00B050"/>
           <w:lang w:val="en-US" w:eastAsia="zh-CN"/>
         </w:rPr>
-        <w:t>针对编译器后端在复杂指令映射下的稳健性验证与性能量化难题</w:t>
-      </w:r>
-      <w:r>
-        <w:rPr>
-          <w:rFonts w:hint="eastAsia" w:asciiTheme="minorEastAsia" w:hAnsiTheme="minorEastAsia" w:cstheme="minorEastAsia"/>
-          <w:lang w:val="en-US" w:eastAsia="zh-CN"/>
-        </w:rPr>
-        <w:t>”。这样修改使得关联性更强。</w:t>
-      </w:r>
-    </w:p>
-    <w:p>
-      <w:pPr>
-        <w:rPr>
-          <w:rFonts w:hint="eastAsia" w:asciiTheme="minorEastAsia" w:hAnsiTheme="minorEastAsia" w:cstheme="minorEastAsia"/>
-          <w:lang w:val="en-US" w:eastAsia="zh-CN"/>
-        </w:rPr>
-      </w:pPr>
-    </w:p>
-    <w:p>
-      <w:pPr>
-        <w:rPr>
-          <w:rFonts w:hint="eastAsia" w:asciiTheme="minorEastAsia" w:hAnsiTheme="minorEastAsia" w:cstheme="minorEastAsia"/>
-          <w:b/>
-          <w:bCs/>
-          <w:lang w:val="en-US" w:eastAsia="zh-CN"/>
-        </w:rPr>
-      </w:pPr>
-      <w:r>
-        <w:rPr>
-          <w:rFonts w:hint="eastAsia" w:asciiTheme="minorEastAsia" w:hAnsiTheme="minorEastAsia" w:cstheme="minorEastAsia"/>
-          <w:b/>
-          <w:bCs/>
-          <w:lang w:val="en-US" w:eastAsia="zh-CN"/>
-        </w:rPr>
-        <w:t>2.修改第1章</w:t>
-      </w:r>
-    </w:p>
-    <w:p>
-      <w:pPr>
-        <w:rPr>
-          <w:rFonts w:hint="eastAsia" w:asciiTheme="minorEastAsia" w:hAnsiTheme="minorEastAsia" w:cstheme="minorEastAsia"/>
-          <w:lang w:val="en-US" w:eastAsia="zh-CN"/>
-        </w:rPr>
-      </w:pPr>
-      <w:r>
-        <w:rPr>
-          <w:rFonts w:hint="eastAsia" w:asciiTheme="minorEastAsia" w:hAnsiTheme="minorEastAsia" w:cstheme="minorEastAsia"/>
-          <w:lang w:val="en-US" w:eastAsia="zh-CN"/>
-        </w:rPr>
-        <w:t>增强论文3个工作点之间的关联性</w:t>
-      </w:r>
-    </w:p>
-    <w:p>
-      <w:pPr>
-        <w:rPr>
-          <w:rFonts w:hint="eastAsia" w:asciiTheme="minorEastAsia" w:hAnsiTheme="minorEastAsia" w:cstheme="minorEastAsia"/>
-          <w:lang w:val="en-US" w:eastAsia="zh-CN"/>
-        </w:rPr>
-      </w:pPr>
-      <w:r>
-        <w:rPr>
-          <w:rFonts w:hint="eastAsia" w:asciiTheme="minorEastAsia" w:hAnsiTheme="minorEastAsia" w:cstheme="minorEastAsia"/>
-          <w:lang w:val="en-US" w:eastAsia="zh-CN"/>
-        </w:rPr>
-        <w:t>（1）1.1.4研究意义</w:t>
-      </w:r>
-    </w:p>
-    <w:p>
-      <w:pPr>
-        <w:rPr>
-          <w:rFonts w:hint="eastAsia" w:asciiTheme="minorEastAsia" w:hAnsiTheme="minorEastAsia" w:cstheme="minorEastAsia"/>
-          <w:lang w:val="en-US" w:eastAsia="zh-CN"/>
-        </w:rPr>
-      </w:pPr>
-      <w:r>
-        <w:rPr>
-          <w:rFonts w:hint="eastAsia" w:asciiTheme="minorEastAsia" w:hAnsiTheme="minorEastAsia" w:cstheme="minorEastAsia"/>
-          <w:lang w:val="en-US" w:eastAsia="zh-CN"/>
-        </w:rPr>
-        <w:t>将“</w:t>
+        <w:t>针对编译器后端在复杂指令映射下的稳健性验证与性能量化难题，本文构建了一套集成随机测试与多维性能分析的自动化评估平台</w:t>
+      </w:r>
+      <w:r>
+        <w:rPr>
+          <w:rFonts w:hint="eastAsia" w:asciiTheme="minorEastAsia" w:hAnsiTheme="minorEastAsia" w:cstheme="minorEastAsia"/>
+          <w:lang w:val="en-US" w:eastAsia="zh-CN"/>
+        </w:rPr>
+        <w:t>”。这样可以增强第三个点与前两个点之间的关联性。</w:t>
+      </w:r>
+    </w:p>
+    <w:p>
+      <w:pPr>
+        <w:keepNext w:val="0"/>
+        <w:keepLines w:val="0"/>
+        <w:pageBreakBefore w:val="0"/>
+        <w:kinsoku/>
+        <w:wordWrap/>
+        <w:overflowPunct/>
+        <w:topLinePunct w:val="0"/>
+        <w:autoSpaceDE/>
+        <w:autoSpaceDN/>
+        <w:bidi w:val="0"/>
+        <w:adjustRightInd/>
+        <w:snapToGrid/>
+        <w:spacing w:line="400" w:lineRule="exact"/>
+        <w:textAlignment w:val="auto"/>
+        <w:rPr>
+          <w:rFonts w:hint="eastAsia" w:asciiTheme="minorEastAsia" w:hAnsiTheme="minorEastAsia" w:cstheme="minorEastAsia"/>
+          <w:lang w:val="en-US" w:eastAsia="zh-CN"/>
+        </w:rPr>
+      </w:pPr>
+    </w:p>
+    <w:p>
+      <w:pPr>
+        <w:keepNext w:val="0"/>
+        <w:keepLines w:val="0"/>
+        <w:pageBreakBefore w:val="0"/>
+        <w:kinsoku/>
+        <w:wordWrap/>
+        <w:overflowPunct/>
+        <w:topLinePunct w:val="0"/>
+        <w:autoSpaceDE/>
+        <w:autoSpaceDN/>
+        <w:bidi w:val="0"/>
+        <w:adjustRightInd/>
+        <w:snapToGrid/>
+        <w:spacing w:line="400" w:lineRule="exact"/>
+        <w:textAlignment w:val="auto"/>
+        <w:rPr>
+          <w:rFonts w:hint="default" w:asciiTheme="minorEastAsia" w:hAnsiTheme="minorEastAsia" w:cstheme="minorEastAsia"/>
+          <w:b/>
+          <w:bCs/>
+          <w:lang w:val="en-US" w:eastAsia="zh-CN"/>
+        </w:rPr>
+      </w:pPr>
+      <w:r>
+        <w:rPr>
+          <w:rFonts w:hint="eastAsia" w:asciiTheme="minorEastAsia" w:hAnsiTheme="minorEastAsia" w:cstheme="minorEastAsia"/>
+          <w:b/>
+          <w:bCs/>
+          <w:lang w:val="en-US" w:eastAsia="zh-CN"/>
+        </w:rPr>
+        <w:t>2.研究内容（1.3.1节）的重新组织</w:t>
+      </w:r>
+    </w:p>
+    <w:p>
+      <w:pPr>
+        <w:keepNext w:val="0"/>
+        <w:keepLines w:val="0"/>
+        <w:pageBreakBefore w:val="0"/>
+        <w:kinsoku/>
+        <w:wordWrap/>
+        <w:overflowPunct/>
+        <w:topLinePunct w:val="0"/>
+        <w:autoSpaceDE/>
+        <w:autoSpaceDN/>
+        <w:bidi w:val="0"/>
+        <w:adjustRightInd/>
+        <w:snapToGrid/>
+        <w:spacing w:line="400" w:lineRule="exact"/>
+        <w:ind w:firstLine="420" w:firstLineChars="0"/>
+        <w:textAlignment w:val="auto"/>
+        <w:rPr>
+          <w:rFonts w:hint="eastAsia" w:asciiTheme="minorEastAsia" w:hAnsiTheme="minorEastAsia" w:cstheme="minorEastAsia"/>
+          <w:lang w:val="en-US" w:eastAsia="zh-CN"/>
+        </w:rPr>
+      </w:pPr>
+      <w:r>
+        <w:rPr>
+          <w:rFonts w:hint="eastAsia" w:asciiTheme="minorEastAsia" w:hAnsiTheme="minorEastAsia" w:cstheme="minorEastAsia"/>
+          <w:lang w:val="en-US" w:eastAsia="zh-CN"/>
+        </w:rPr>
+        <w:t>以问题驱动的方式重写，将原稿中“完成定制化实现”“设计优化策略”“构建测试平台”等任务式陈述，改写为针对具体技术挑战的研究方法。每项研究内容都以“针对XX问题，研究XX方法”的句式展开，使技术贡献与所要解决的问题形成清晰对应。</w:t>
+      </w:r>
+    </w:p>
+    <w:p>
+      <w:pPr>
+        <w:keepNext w:val="0"/>
+        <w:keepLines w:val="0"/>
+        <w:pageBreakBefore w:val="0"/>
+        <w:kinsoku/>
+        <w:wordWrap/>
+        <w:overflowPunct/>
+        <w:topLinePunct w:val="0"/>
+        <w:autoSpaceDE/>
+        <w:autoSpaceDN/>
+        <w:bidi w:val="0"/>
+        <w:adjustRightInd/>
+        <w:snapToGrid/>
+        <w:spacing w:line="400" w:lineRule="exact"/>
+        <w:textAlignment w:val="auto"/>
+        <w:rPr>
+          <w:rFonts w:hint="default" w:asciiTheme="minorEastAsia" w:hAnsiTheme="minorEastAsia" w:cstheme="minorEastAsia"/>
+          <w:lang w:val="en-US" w:eastAsia="zh-CN"/>
+        </w:rPr>
+      </w:pPr>
+      <w:r>
+        <w:rPr>
+          <w:rFonts w:hint="eastAsia" w:asciiTheme="minorEastAsia" w:hAnsiTheme="minorEastAsia" w:cstheme="minorEastAsia"/>
+          <w:lang w:val="en-US" w:eastAsia="zh-CN"/>
+        </w:rPr>
+        <w:t>（1）将“</w:t>
       </w:r>
       <w:r>
         <w:rPr>
@@ -198,7 +711,7 @@
           <w:dstrike w:val="0"/>
           <w:lang w:val="en-US" w:eastAsia="zh-CN"/>
         </w:rPr>
-        <w:t>为了解决现有测试体系存在的问题</w:t>
+        <w:t>针对DSP硬件指令集以及寄存器布局等硬件特性，完成全局指令选择框架的定制化实现</w:t>
       </w:r>
       <w:r>
         <w:rPr>
@@ -213,7 +726,7 @@
           <w:color w:val="00B050"/>
           <w:lang w:val="en-US" w:eastAsia="zh-CN"/>
         </w:rPr>
-        <w:t>为了解决前两项技术创新落地过程中存在的复杂场景覆盖不足以及性能变化难以量化的验证难题</w:t>
+        <w:t>GlobalISel框架在DSP架构上的适配与实现方法研究</w:t>
       </w:r>
       <w:r>
         <w:rPr>
@@ -225,32 +738,31 @@
     </w:p>
     <w:p>
       <w:pPr>
-        <w:rPr>
-          <w:rFonts w:hint="default" w:asciiTheme="minorEastAsia" w:hAnsiTheme="minorEastAsia" w:cstheme="minorEastAsia"/>
-          <w:lang w:val="en-US" w:eastAsia="zh-CN"/>
-        </w:rPr>
-      </w:pPr>
-      <w:r>
-        <w:rPr>
-          <w:rFonts w:hint="eastAsia" w:asciiTheme="minorEastAsia" w:hAnsiTheme="minorEastAsia" w:cstheme="minorEastAsia"/>
-          <w:lang w:val="en-US" w:eastAsia="zh-CN"/>
-        </w:rPr>
-        <w:t>（2）1.3论文研究内容和创新点</w:t>
-      </w:r>
-    </w:p>
-    <w:p>
-      <w:pPr>
-        <w:rPr>
-          <w:rFonts w:hint="eastAsia" w:asciiTheme="minorEastAsia" w:hAnsiTheme="minorEastAsia" w:cstheme="minorEastAsia"/>
-          <w:lang w:val="en-US" w:eastAsia="zh-CN"/>
-        </w:rPr>
-      </w:pPr>
-      <w:r>
-        <w:rPr>
-          <w:rFonts w:hint="eastAsia" w:asciiTheme="minorEastAsia" w:hAnsiTheme="minorEastAsia" w:cstheme="minorEastAsia"/>
-          <w:lang w:val="en-US" w:eastAsia="zh-CN"/>
-        </w:rPr>
-        <w:t>将“</w:t>
+        <w:keepNext w:val="0"/>
+        <w:keepLines w:val="0"/>
+        <w:pageBreakBefore w:val="0"/>
+        <w:kinsoku/>
+        <w:wordWrap/>
+        <w:overflowPunct/>
+        <w:topLinePunct w:val="0"/>
+        <w:autoSpaceDE/>
+        <w:autoSpaceDN/>
+        <w:bidi w:val="0"/>
+        <w:adjustRightInd/>
+        <w:snapToGrid/>
+        <w:spacing w:line="400" w:lineRule="exact"/>
+        <w:textAlignment w:val="auto"/>
+        <w:rPr>
+          <w:rFonts w:hint="default" w:asciiTheme="minorEastAsia" w:hAnsiTheme="minorEastAsia" w:cstheme="minorEastAsia"/>
+          <w:lang w:val="en-US" w:eastAsia="zh-CN"/>
+        </w:rPr>
+      </w:pPr>
+      <w:r>
+        <w:rPr>
+          <w:rFonts w:hint="eastAsia" w:asciiTheme="minorEastAsia" w:hAnsiTheme="minorEastAsia" w:cstheme="minorEastAsia"/>
+          <w:lang w:val="en-US" w:eastAsia="zh-CN"/>
+        </w:rPr>
+        <w:t>（2）将“</w:t>
       </w:r>
       <w:r>
         <w:rPr>
@@ -259,7 +771,7 @@
           <w:dstrike w:val="0"/>
           <w:lang w:val="en-US" w:eastAsia="zh-CN"/>
         </w:rPr>
-        <w:t>传统的SelectionDAGISel在实践中暴露出多方面的局限性</w:t>
+        <w:t>针对GlobalISel通用语义转换引入的指令冗余、硬件特性适配不充分等问题</w:t>
       </w:r>
       <w:r>
         <w:rPr>
@@ -274,7 +786,7 @@
           <w:color w:val="00B050"/>
           <w:lang w:val="en-US" w:eastAsia="zh-CN"/>
         </w:rPr>
-        <w:t>DSP编译器后端指令选择阶段面临“传统方案局限、通用框架适配不足、测试体系不完善”的核心技术难题</w:t>
+        <w:t>面向GlobalISel流程的分阶段指令选择优化技术研究</w:t>
       </w:r>
       <w:r>
         <w:rPr>
@@ -286,304 +798,1518 @@
     </w:p>
     <w:p>
       <w:pPr>
-        <w:rPr>
-          <w:rFonts w:hint="default" w:asciiTheme="minorEastAsia" w:hAnsiTheme="minorEastAsia" w:cstheme="minorEastAsia"/>
-          <w:lang w:val="en-US" w:eastAsia="zh-CN"/>
-        </w:rPr>
-      </w:pPr>
+        <w:keepNext w:val="0"/>
+        <w:keepLines w:val="0"/>
+        <w:pageBreakBefore w:val="0"/>
+        <w:kinsoku/>
+        <w:wordWrap/>
+        <w:overflowPunct/>
+        <w:topLinePunct w:val="0"/>
+        <w:autoSpaceDE/>
+        <w:autoSpaceDN/>
+        <w:bidi w:val="0"/>
+        <w:adjustRightInd/>
+        <w:snapToGrid/>
+        <w:spacing w:line="400" w:lineRule="exact"/>
+        <w:textAlignment w:val="auto"/>
+        <w:rPr>
+          <w:rFonts w:hint="default" w:asciiTheme="minorEastAsia" w:hAnsiTheme="minorEastAsia" w:cstheme="minorEastAsia"/>
+          <w:lang w:val="en-US" w:eastAsia="zh-CN"/>
+        </w:rPr>
+      </w:pPr>
+      <w:r>
+        <w:rPr>
+          <w:rFonts w:hint="eastAsia" w:asciiTheme="minorEastAsia" w:hAnsiTheme="minorEastAsia" w:cstheme="minorEastAsia"/>
+          <w:lang w:val="en-US" w:eastAsia="zh-CN"/>
+        </w:rPr>
+        <w:t>（3）将“</w:t>
+      </w:r>
+      <w:r>
+        <w:rPr>
+          <w:rFonts w:hint="eastAsia" w:asciiTheme="minorEastAsia" w:hAnsiTheme="minorEastAsia" w:cstheme="minorEastAsia"/>
+          <w:strike/>
+          <w:dstrike w:val="0"/>
+          <w:lang w:val="en-US" w:eastAsia="zh-CN"/>
+        </w:rPr>
+        <w:t>针对现有测试体系覆盖不足、性能分析能力薄弱的问题，设计并实现一体化性能测试分析平台</w:t>
+      </w:r>
+      <w:r>
+        <w:rPr>
+          <w:rFonts w:hint="eastAsia" w:asciiTheme="minorEastAsia" w:hAnsiTheme="minorEastAsia" w:cstheme="minorEastAsia"/>
+          <w:lang w:val="en-US" w:eastAsia="zh-CN"/>
+        </w:rPr>
+        <w:t>”换为“</w:t>
+      </w:r>
+      <w:r>
+        <w:rPr>
+          <w:rFonts w:hint="eastAsia" w:asciiTheme="minorEastAsia" w:hAnsiTheme="minorEastAsia" w:cstheme="minorEastAsia"/>
+          <w:color w:val="00B050"/>
+          <w:lang w:val="en-US" w:eastAsia="zh-CN"/>
+        </w:rPr>
+        <w:t>面向编译器后端优化的性能评估体系研究</w:t>
+      </w:r>
+      <w:r>
+        <w:rPr>
+          <w:rFonts w:hint="eastAsia" w:asciiTheme="minorEastAsia" w:hAnsiTheme="minorEastAsia" w:cstheme="minorEastAsia"/>
+          <w:lang w:val="en-US" w:eastAsia="zh-CN"/>
+        </w:rPr>
+        <w:t>”</w:t>
+      </w:r>
+    </w:p>
+    <w:p>
+      <w:pPr>
+        <w:keepNext w:val="0"/>
+        <w:keepLines w:val="0"/>
+        <w:pageBreakBefore w:val="0"/>
+        <w:kinsoku/>
+        <w:wordWrap/>
+        <w:overflowPunct/>
+        <w:topLinePunct w:val="0"/>
+        <w:autoSpaceDE/>
+        <w:autoSpaceDN/>
+        <w:bidi w:val="0"/>
+        <w:adjustRightInd/>
+        <w:snapToGrid/>
+        <w:spacing w:line="400" w:lineRule="exact"/>
+        <w:textAlignment w:val="auto"/>
+        <w:rPr>
+          <w:rFonts w:hint="eastAsia" w:asciiTheme="minorEastAsia" w:hAnsiTheme="minorEastAsia" w:cstheme="minorEastAsia"/>
+          <w:lang w:val="en-US" w:eastAsia="zh-CN"/>
+        </w:rPr>
+      </w:pPr>
+    </w:p>
+    <w:p>
+      <w:pPr>
+        <w:keepNext w:val="0"/>
+        <w:keepLines w:val="0"/>
+        <w:pageBreakBefore w:val="0"/>
+        <w:kinsoku/>
+        <w:wordWrap/>
+        <w:overflowPunct/>
+        <w:topLinePunct w:val="0"/>
+        <w:autoSpaceDE/>
+        <w:autoSpaceDN/>
+        <w:bidi w:val="0"/>
+        <w:adjustRightInd/>
+        <w:snapToGrid/>
+        <w:spacing w:line="400" w:lineRule="exact"/>
+        <w:textAlignment w:val="auto"/>
+        <w:rPr>
+          <w:rFonts w:hint="default" w:asciiTheme="minorEastAsia" w:hAnsiTheme="minorEastAsia" w:cstheme="minorEastAsia"/>
+          <w:b/>
+          <w:bCs/>
+          <w:lang w:val="en-US" w:eastAsia="zh-CN"/>
+        </w:rPr>
+      </w:pPr>
+      <w:r>
+        <w:rPr>
+          <w:rFonts w:hint="eastAsia" w:asciiTheme="minorEastAsia" w:hAnsiTheme="minorEastAsia" w:cstheme="minorEastAsia"/>
+          <w:b/>
+          <w:bCs/>
+          <w:lang w:val="en-US" w:eastAsia="zh-CN"/>
+        </w:rPr>
+        <w:t>3.修改第6章总结</w:t>
+      </w:r>
       <w:bookmarkStart w:id="0" w:name="_GoBack"/>
       <w:bookmarkEnd w:id="0"/>
     </w:p>
     <w:p>
       <w:pPr>
-        <w:rPr>
-          <w:rFonts w:hint="eastAsia" w:asciiTheme="minorEastAsia" w:hAnsiTheme="minorEastAsia" w:cstheme="minorEastAsia"/>
-          <w:color w:val="0000FF"/>
+        <w:keepNext w:val="0"/>
+        <w:keepLines w:val="0"/>
+        <w:pageBreakBefore w:val="0"/>
+        <w:kinsoku/>
+        <w:wordWrap/>
+        <w:overflowPunct/>
+        <w:topLinePunct w:val="0"/>
+        <w:autoSpaceDE/>
+        <w:autoSpaceDN/>
+        <w:bidi w:val="0"/>
+        <w:adjustRightInd/>
+        <w:snapToGrid/>
+        <w:spacing w:line="400" w:lineRule="exact"/>
+        <w:ind w:firstLine="420" w:firstLineChars="0"/>
+        <w:textAlignment w:val="auto"/>
+        <w:rPr>
+          <w:rFonts w:hint="eastAsia" w:asciiTheme="minorEastAsia" w:hAnsiTheme="minorEastAsia" w:cstheme="minorEastAsia"/>
+          <w:lang w:val="en-US" w:eastAsia="zh-CN"/>
+        </w:rPr>
+      </w:pPr>
+      <w:r>
+        <w:rPr>
+          <w:rFonts w:hint="eastAsia" w:asciiTheme="minorEastAsia" w:hAnsiTheme="minorEastAsia" w:cstheme="minorEastAsia"/>
+          <w:lang w:val="en-US" w:eastAsia="zh-CN"/>
+        </w:rPr>
+        <w:t>将总结分为“框架适配”“优化技术”“评估体系”三个层面，每个层面不仅总结做了什么，更点明解决了什么问题、贡献了什么价值，使全文的技术贡献在结尾处得到进一步凝练和强化。</w:t>
+      </w:r>
+    </w:p>
+    <w:p>
+      <w:pPr>
+        <w:keepNext w:val="0"/>
+        <w:keepLines w:val="0"/>
+        <w:pageBreakBefore w:val="0"/>
+        <w:kinsoku/>
+        <w:wordWrap/>
+        <w:overflowPunct/>
+        <w:topLinePunct w:val="0"/>
+        <w:autoSpaceDE/>
+        <w:autoSpaceDN/>
+        <w:bidi w:val="0"/>
+        <w:adjustRightInd/>
+        <w:snapToGrid/>
+        <w:spacing w:line="400" w:lineRule="exact"/>
+        <w:textAlignment w:val="auto"/>
+        <w:rPr>
+          <w:rFonts w:hint="eastAsia" w:asciiTheme="minorEastAsia" w:hAnsiTheme="minorEastAsia" w:cstheme="minorEastAsia"/>
+          <w:lang w:val="en-US" w:eastAsia="zh-CN"/>
+        </w:rPr>
+      </w:pPr>
+    </w:p>
+    <w:p>
+      <w:pPr>
+        <w:pStyle w:val="2"/>
+        <w:keepNext w:val="0"/>
+        <w:keepLines w:val="0"/>
+        <w:pageBreakBefore w:val="0"/>
+        <w:widowControl/>
+        <w:suppressLineNumbers w:val="0"/>
+        <w:shd w:val="clear" w:fill="FFFFFF"/>
+        <w:kinsoku/>
+        <w:wordWrap/>
+        <w:overflowPunct/>
+        <w:topLinePunct w:val="0"/>
+        <w:autoSpaceDE/>
+        <w:autoSpaceDN/>
+        <w:bidi w:val="0"/>
+        <w:adjustRightInd/>
+        <w:snapToGrid/>
+        <w:spacing w:before="274" w:beforeAutospacing="0" w:after="137" w:afterAutospacing="0" w:line="400" w:lineRule="exact"/>
+        <w:ind w:left="0" w:right="0" w:firstLine="0"/>
+        <w:textAlignment w:val="auto"/>
+        <w:rPr>
+          <w:rFonts w:hint="default" w:asciiTheme="minorEastAsia" w:hAnsiTheme="minorEastAsia" w:eastAsiaTheme="minorEastAsia" w:cstheme="minorEastAsia"/>
+          <w:b/>
+          <w:bCs/>
+          <w:kern w:val="2"/>
+          <w:sz w:val="28"/>
+          <w:szCs w:val="36"/>
+          <w:lang w:val="en-US" w:eastAsia="zh-CN" w:bidi="ar-SA"/>
+        </w:rPr>
+      </w:pPr>
+      <w:r>
+        <w:rPr>
+          <w:rFonts w:hint="eastAsia" w:asciiTheme="minorEastAsia" w:hAnsiTheme="minorEastAsia" w:cstheme="minorEastAsia"/>
+          <w:b/>
+          <w:bCs/>
+          <w:color w:val="FF0000"/>
+          <w:kern w:val="2"/>
+          <w:sz w:val="28"/>
+          <w:szCs w:val="36"/>
+          <w:lang w:val="en-US" w:eastAsia="zh-CN" w:bidi="ar-SA"/>
+        </w:rPr>
+        <w:t>修改意见2</w:t>
+      </w:r>
+    </w:p>
+    <w:p>
+      <w:pPr>
+        <w:keepNext w:val="0"/>
+        <w:keepLines w:val="0"/>
+        <w:pageBreakBefore w:val="0"/>
+        <w:kinsoku/>
+        <w:wordWrap/>
+        <w:overflowPunct/>
+        <w:topLinePunct w:val="0"/>
+        <w:autoSpaceDE/>
+        <w:autoSpaceDN/>
+        <w:bidi w:val="0"/>
+        <w:adjustRightInd/>
+        <w:snapToGrid/>
+        <w:spacing w:line="400" w:lineRule="exact"/>
+        <w:textAlignment w:val="auto"/>
+        <w:rPr>
+          <w:rFonts w:hint="eastAsia" w:asciiTheme="minorEastAsia" w:hAnsiTheme="minorEastAsia" w:eastAsiaTheme="minorEastAsia" w:cstheme="minorEastAsia"/>
+          <w:b/>
+          <w:bCs/>
+          <w:kern w:val="2"/>
           <w:sz w:val="24"/>
           <w:szCs w:val="32"/>
-          <w:lang w:val="en-US" w:eastAsia="zh-CN"/>
-        </w:rPr>
-      </w:pPr>
-      <w:r>
-        <w:rPr>
-          <w:rFonts w:hint="eastAsia" w:asciiTheme="minorEastAsia" w:hAnsiTheme="minorEastAsia" w:cstheme="minorEastAsia"/>
-          <w:color w:val="0000FF"/>
+          <w:lang w:val="en-US" w:eastAsia="zh-CN" w:bidi="ar-SA"/>
+        </w:rPr>
+      </w:pPr>
+      <w:r>
+        <w:rPr>
+          <w:rFonts w:hint="eastAsia" w:asciiTheme="minorEastAsia" w:hAnsiTheme="minorEastAsia" w:eastAsiaTheme="minorEastAsia" w:cstheme="minorEastAsia"/>
+          <w:b/>
+          <w:bCs/>
+          <w:kern w:val="2"/>
           <w:sz w:val="24"/>
           <w:szCs w:val="32"/>
-          <w:lang w:val="en-US" w:eastAsia="zh-CN"/>
-        </w:rPr>
-        <w:t>二．针对“建议从具体项目技术实现中抽取通用技术上的进展并明确基于现有工作的核心技术创新和改进之处”这一意见，做出的核心修改如下：</w:t>
-      </w:r>
-    </w:p>
-    <w:p>
-      <w:pPr>
-        <w:rPr>
-          <w:rFonts w:hint="default" w:asciiTheme="minorEastAsia" w:hAnsiTheme="minorEastAsia" w:cstheme="minorEastAsia"/>
-          <w:lang w:val="en-US" w:eastAsia="zh-CN"/>
-        </w:rPr>
-      </w:pPr>
-    </w:p>
-    <w:p>
-      <w:pPr>
-        <w:rPr>
-          <w:rFonts w:hint="eastAsia" w:asciiTheme="minorEastAsia" w:hAnsiTheme="minorEastAsia" w:cstheme="minorEastAsia"/>
-          <w:b/>
-          <w:bCs/>
-          <w:lang w:val="en-US" w:eastAsia="zh-CN"/>
-        </w:rPr>
-      </w:pPr>
-      <w:r>
-        <w:rPr>
-          <w:rFonts w:hint="eastAsia" w:asciiTheme="minorEastAsia" w:hAnsiTheme="minorEastAsia" w:cstheme="minorEastAsia"/>
-          <w:b/>
-          <w:bCs/>
-          <w:lang w:val="en-US" w:eastAsia="zh-CN"/>
-        </w:rPr>
-        <w:t>1.专用架构的GlobalISel通用适配技术</w:t>
-      </w:r>
-    </w:p>
-    <w:p>
-      <w:pPr>
-        <w:rPr>
-          <w:rFonts w:hint="default" w:asciiTheme="minorEastAsia" w:hAnsiTheme="minorEastAsia" w:cstheme="minorEastAsia"/>
-          <w:lang w:val="en-US" w:eastAsia="zh-CN"/>
-        </w:rPr>
-      </w:pPr>
-      <w:r>
-        <w:rPr>
-          <w:rFonts w:hint="eastAsia" w:asciiTheme="minorEastAsia" w:hAnsiTheme="minorEastAsia" w:cstheme="minorEastAsia"/>
-          <w:lang w:val="en-US" w:eastAsia="zh-CN"/>
-        </w:rPr>
-        <w:t>（1）第2章引言</w:t>
-      </w:r>
-    </w:p>
-    <w:p>
-      <w:pPr>
-        <w:rPr>
-          <w:rFonts w:hint="eastAsia" w:asciiTheme="minorEastAsia" w:hAnsiTheme="minorEastAsia" w:cstheme="minorEastAsia"/>
-          <w:lang w:val="en-US" w:eastAsia="zh-CN"/>
-        </w:rPr>
-      </w:pPr>
-      <w:r>
-        <w:rPr>
-          <w:rFonts w:hint="eastAsia" w:asciiTheme="minorEastAsia" w:hAnsiTheme="minorEastAsia" w:cstheme="minorEastAsia"/>
-          <w:lang w:val="en-US" w:eastAsia="zh-CN"/>
-        </w:rPr>
-        <w:t>添加“</w:t>
-      </w:r>
-      <w:r>
-        <w:rPr>
-          <w:rFonts w:hint="eastAsia" w:asciiTheme="minorEastAsia" w:hAnsiTheme="minorEastAsia" w:cstheme="minorEastAsia"/>
-          <w:color w:val="00B050"/>
-          <w:lang w:val="en-US" w:eastAsia="zh-CN"/>
-        </w:rPr>
-        <w:t>此外，本框架的设计思路与实现路径，也为其他专用处理器的GlobalISel适配提供了可复用的工程参考。</w:t>
-      </w:r>
-      <w:r>
-        <w:rPr>
-          <w:rFonts w:hint="eastAsia" w:asciiTheme="minorEastAsia" w:hAnsiTheme="minorEastAsia" w:cstheme="minorEastAsia"/>
-          <w:lang w:val="en-US" w:eastAsia="zh-CN"/>
-        </w:rPr>
-        <w:t>”</w:t>
-      </w:r>
-    </w:p>
-    <w:p>
-      <w:pPr>
-        <w:rPr>
-          <w:rFonts w:hint="eastAsia" w:asciiTheme="minorEastAsia" w:hAnsiTheme="minorEastAsia" w:cstheme="minorEastAsia"/>
-          <w:lang w:val="en-US" w:eastAsia="zh-CN"/>
-        </w:rPr>
-      </w:pPr>
-    </w:p>
-    <w:p>
-      <w:pPr>
-        <w:rPr>
-          <w:rFonts w:hint="default" w:asciiTheme="minorEastAsia" w:hAnsiTheme="minorEastAsia" w:cstheme="minorEastAsia"/>
-          <w:b/>
-          <w:bCs/>
-          <w:lang w:val="en-US" w:eastAsia="zh-CN"/>
-        </w:rPr>
-      </w:pPr>
-      <w:r>
-        <w:rPr>
-          <w:rFonts w:hint="eastAsia" w:asciiTheme="minorEastAsia" w:hAnsiTheme="minorEastAsia" w:cstheme="minorEastAsia"/>
-          <w:b/>
-          <w:bCs/>
-          <w:lang w:val="en-US" w:eastAsia="zh-CN"/>
-        </w:rPr>
-        <w:t>2.专用架构的GlobalISel通用优化技术</w:t>
-      </w:r>
-    </w:p>
-    <w:p>
-      <w:pPr>
-        <w:rPr>
-          <w:rFonts w:hint="eastAsia" w:asciiTheme="minorEastAsia" w:hAnsiTheme="minorEastAsia" w:cstheme="minorEastAsia"/>
-          <w:lang w:val="en-US" w:eastAsia="zh-CN"/>
-        </w:rPr>
-      </w:pPr>
-      <w:r>
-        <w:rPr>
-          <w:rFonts w:hint="eastAsia" w:asciiTheme="minorEastAsia" w:hAnsiTheme="minorEastAsia" w:cstheme="minorEastAsia"/>
-          <w:lang w:val="en-US" w:eastAsia="zh-CN"/>
-        </w:rPr>
-        <w:t>（1）第3章引言</w:t>
-      </w:r>
-    </w:p>
-    <w:p>
-      <w:pPr>
-        <w:rPr>
-          <w:rFonts w:hint="default" w:asciiTheme="minorEastAsia" w:hAnsiTheme="minorEastAsia" w:cstheme="minorEastAsia"/>
-          <w:lang w:val="en-US" w:eastAsia="zh-CN"/>
-        </w:rPr>
-      </w:pPr>
-      <w:r>
-        <w:rPr>
-          <w:rFonts w:hint="eastAsia" w:asciiTheme="minorEastAsia" w:hAnsiTheme="minorEastAsia" w:cstheme="minorEastAsia"/>
-          <w:lang w:val="en-US" w:eastAsia="zh-CN"/>
-        </w:rPr>
-        <w:t>添加“</w:t>
-      </w:r>
-      <w:r>
-        <w:rPr>
-          <w:rFonts w:hint="eastAsia" w:asciiTheme="minorEastAsia" w:hAnsiTheme="minorEastAsia" w:cstheme="minorEastAsia"/>
-          <w:color w:val="00B050"/>
-          <w:lang w:val="en-US" w:eastAsia="zh-CN"/>
-        </w:rPr>
-        <w:t>并明确其相较于现有工作的核心创新与改进之处，为各类专用处理器的GlobalISel优化落地提供可复用的技术路径</w:t>
-      </w:r>
-      <w:r>
-        <w:rPr>
-          <w:rFonts w:hint="eastAsia" w:asciiTheme="minorEastAsia" w:hAnsiTheme="minorEastAsia" w:cstheme="minorEastAsia"/>
-          <w:lang w:val="en-US" w:eastAsia="zh-CN"/>
-        </w:rPr>
-        <w:t>”</w:t>
-      </w:r>
-    </w:p>
-    <w:p>
-      <w:pPr>
-        <w:rPr>
-          <w:rFonts w:hint="eastAsia" w:asciiTheme="minorEastAsia" w:hAnsiTheme="minorEastAsia" w:cstheme="minorEastAsia"/>
-          <w:lang w:val="en-US" w:eastAsia="zh-CN"/>
-        </w:rPr>
-      </w:pPr>
-    </w:p>
-    <w:p>
-      <w:pPr>
-        <w:rPr>
-          <w:rFonts w:hint="default" w:asciiTheme="minorEastAsia" w:hAnsiTheme="minorEastAsia" w:cstheme="minorEastAsia"/>
-          <w:b/>
-          <w:bCs/>
-          <w:lang w:val="en-US" w:eastAsia="zh-CN"/>
-        </w:rPr>
-      </w:pPr>
-      <w:r>
-        <w:rPr>
-          <w:rFonts w:hint="eastAsia" w:asciiTheme="minorEastAsia" w:hAnsiTheme="minorEastAsia" w:cstheme="minorEastAsia"/>
-          <w:b/>
-          <w:bCs/>
-          <w:lang w:val="en-US" w:eastAsia="zh-CN"/>
-        </w:rPr>
-        <w:t>3.专用架构的随机测试生成器定制化设计以及全链路管理体系的构建</w:t>
-      </w:r>
-    </w:p>
-    <w:p>
-      <w:pPr>
-        <w:rPr>
-          <w:rFonts w:hint="eastAsia" w:asciiTheme="minorEastAsia" w:hAnsiTheme="minorEastAsia" w:cstheme="minorEastAsia"/>
-          <w:lang w:val="en-US" w:eastAsia="zh-CN"/>
-        </w:rPr>
-      </w:pPr>
-      <w:r>
-        <w:rPr>
-          <w:rFonts w:hint="eastAsia" w:asciiTheme="minorEastAsia" w:hAnsiTheme="minorEastAsia" w:cstheme="minorEastAsia"/>
-          <w:lang w:val="en-US" w:eastAsia="zh-CN"/>
-        </w:rPr>
-        <w:t>修改第4章引言部分</w:t>
-      </w:r>
-    </w:p>
-    <w:p>
-      <w:pPr>
-        <w:rPr>
-          <w:rFonts w:hint="default" w:asciiTheme="minorEastAsia" w:hAnsiTheme="minorEastAsia" w:cstheme="minorEastAsia"/>
-          <w:lang w:val="en-US" w:eastAsia="zh-CN"/>
-        </w:rPr>
-      </w:pPr>
-      <w:r>
-        <w:rPr>
-          <w:rFonts w:hint="eastAsia" w:asciiTheme="minorEastAsia" w:hAnsiTheme="minorEastAsia" w:cstheme="minorEastAsia"/>
-          <w:lang w:val="en-US" w:eastAsia="zh-CN"/>
-        </w:rPr>
-        <w:t>添加“</w:t>
-      </w:r>
-      <w:r>
-        <w:rPr>
-          <w:rFonts w:hint="eastAsia" w:asciiTheme="minorEastAsia" w:hAnsiTheme="minorEastAsia" w:cstheme="minorEastAsia"/>
-          <w:color w:val="00B050"/>
-          <w:lang w:val="en-US" w:eastAsia="zh-CN"/>
-        </w:rPr>
-        <w:t>突破通用随机测试工具对专用架构的适配局限</w:t>
-      </w:r>
-      <w:r>
-        <w:rPr>
-          <w:rFonts w:hint="eastAsia" w:asciiTheme="minorEastAsia" w:hAnsiTheme="minorEastAsia" w:cstheme="minorEastAsia"/>
-          <w:lang w:val="en-US" w:eastAsia="zh-CN"/>
-        </w:rPr>
-        <w:t>”以及“</w:t>
-      </w:r>
-      <w:r>
-        <w:rPr>
-          <w:rFonts w:hint="eastAsia" w:asciiTheme="minorEastAsia" w:hAnsiTheme="minorEastAsia" w:cstheme="minorEastAsia"/>
-          <w:color w:val="00B050"/>
-          <w:lang w:val="en-US" w:eastAsia="zh-CN"/>
-        </w:rPr>
-        <w:t>构建了性能数据生成 - 采集 - 存储 - 分析 - 展示的全链路管理体系</w:t>
-      </w:r>
-      <w:r>
-        <w:rPr>
-          <w:rFonts w:hint="eastAsia" w:asciiTheme="minorEastAsia" w:hAnsiTheme="minorEastAsia" w:cstheme="minorEastAsia"/>
-          <w:lang w:val="en-US" w:eastAsia="zh-CN"/>
-        </w:rPr>
-        <w:t>”的创新性</w:t>
-      </w:r>
-    </w:p>
-    <w:p>
-      <w:pPr>
-        <w:rPr>
-          <w:rFonts w:hint="default" w:asciiTheme="minorEastAsia" w:hAnsiTheme="minorEastAsia" w:cstheme="minorEastAsia"/>
-          <w:lang w:val="en-US" w:eastAsia="zh-CN"/>
-        </w:rPr>
-      </w:pPr>
-    </w:p>
-    <w:p>
-      <w:pPr>
-        <w:rPr>
-          <w:rFonts w:hint="default" w:asciiTheme="minorEastAsia" w:hAnsiTheme="minorEastAsia" w:cstheme="minorEastAsia"/>
-          <w:lang w:val="en-US" w:eastAsia="zh-CN"/>
-        </w:rPr>
-      </w:pPr>
-      <w:r>
-        <w:rPr>
-          <w:rFonts w:hint="eastAsia" w:asciiTheme="minorEastAsia" w:hAnsiTheme="minorEastAsia" w:cstheme="minorEastAsia"/>
-          <w:color w:val="0000FF"/>
+          <w:lang w:val="en-US" w:eastAsia="zh-CN" w:bidi="ar-SA"/>
+        </w:rPr>
+        <w:t>专家意见摘要：</w:t>
+      </w:r>
+    </w:p>
+    <w:p>
+      <w:pPr>
+        <w:keepNext w:val="0"/>
+        <w:keepLines w:val="0"/>
+        <w:pageBreakBefore w:val="0"/>
+        <w:kinsoku/>
+        <w:wordWrap/>
+        <w:overflowPunct/>
+        <w:topLinePunct w:val="0"/>
+        <w:autoSpaceDE/>
+        <w:autoSpaceDN/>
+        <w:bidi w:val="0"/>
+        <w:adjustRightInd/>
+        <w:snapToGrid/>
+        <w:spacing w:line="400" w:lineRule="exact"/>
+        <w:ind w:firstLine="420" w:firstLineChars="0"/>
+        <w:textAlignment w:val="auto"/>
+        <w:rPr>
+          <w:rFonts w:hint="eastAsia" w:asciiTheme="minorEastAsia" w:hAnsiTheme="minorEastAsia" w:eastAsiaTheme="minorEastAsia" w:cstheme="minorEastAsia"/>
+          <w:kern w:val="2"/>
+          <w:sz w:val="21"/>
+          <w:szCs w:val="24"/>
+          <w:lang w:val="en-US" w:eastAsia="zh-CN" w:bidi="ar-SA"/>
+        </w:rPr>
+      </w:pPr>
+      <w:r>
+        <w:rPr>
+          <w:rFonts w:hint="eastAsia" w:asciiTheme="minorEastAsia" w:hAnsiTheme="minorEastAsia" w:eastAsiaTheme="minorEastAsia" w:cstheme="minorEastAsia"/>
+          <w:b w:val="0"/>
+          <w:bCs w:val="0"/>
+          <w:kern w:val="2"/>
+          <w:sz w:val="21"/>
+          <w:szCs w:val="24"/>
+          <w:lang w:val="en-US" w:eastAsia="zh-CN" w:bidi="ar-SA"/>
+        </w:rPr>
+        <w:t>建议从具体项目技术实现中抽取通用技术上的进展，并明确基于现有工作的核心技术创新和改进之处</w:t>
+      </w:r>
+      <w:r>
+        <w:rPr>
+          <w:rFonts w:hint="eastAsia" w:asciiTheme="minorEastAsia" w:hAnsiTheme="minorEastAsia" w:cstheme="minorEastAsia"/>
+          <w:kern w:val="2"/>
+          <w:sz w:val="21"/>
+          <w:szCs w:val="24"/>
+          <w:lang w:val="en-US" w:eastAsia="zh-CN" w:bidi="ar-SA"/>
+        </w:rPr>
+        <w:t>。</w:t>
+      </w:r>
+    </w:p>
+    <w:p>
+      <w:pPr>
+        <w:keepNext w:val="0"/>
+        <w:keepLines w:val="0"/>
+        <w:pageBreakBefore w:val="0"/>
+        <w:kinsoku/>
+        <w:wordWrap/>
+        <w:overflowPunct/>
+        <w:topLinePunct w:val="0"/>
+        <w:autoSpaceDE/>
+        <w:autoSpaceDN/>
+        <w:bidi w:val="0"/>
+        <w:adjustRightInd/>
+        <w:snapToGrid/>
+        <w:spacing w:line="400" w:lineRule="exact"/>
+        <w:textAlignment w:val="auto"/>
+        <w:rPr>
+          <w:rFonts w:hint="default" w:asciiTheme="minorEastAsia" w:hAnsiTheme="minorEastAsia" w:cstheme="minorEastAsia"/>
+          <w:lang w:val="en-US" w:eastAsia="zh-CN"/>
+        </w:rPr>
+      </w:pPr>
+    </w:p>
+    <w:p>
+      <w:pPr>
+        <w:keepNext w:val="0"/>
+        <w:keepLines w:val="0"/>
+        <w:pageBreakBefore w:val="0"/>
+        <w:kinsoku/>
+        <w:wordWrap/>
+        <w:overflowPunct/>
+        <w:topLinePunct w:val="0"/>
+        <w:autoSpaceDE/>
+        <w:autoSpaceDN/>
+        <w:bidi w:val="0"/>
+        <w:adjustRightInd/>
+        <w:snapToGrid/>
+        <w:spacing w:line="400" w:lineRule="exact"/>
+        <w:textAlignment w:val="auto"/>
+        <w:rPr>
+          <w:rFonts w:hint="eastAsia" w:asciiTheme="minorEastAsia" w:hAnsiTheme="minorEastAsia" w:cstheme="minorEastAsia"/>
+          <w:b/>
+          <w:bCs/>
           <w:sz w:val="24"/>
           <w:szCs w:val="32"/>
           <w:lang w:val="en-US" w:eastAsia="zh-CN"/>
         </w:rPr>
-        <w:t>三．针对“文中名词术语很多，不是很好理解。建议：摘要和正文第一次出现缩写或其他专有名词时能简要介绍一下”这一意见，做出的核心修改如下：</w:t>
-      </w:r>
-    </w:p>
-    <w:p>
-      <w:pPr>
-        <w:rPr>
-          <w:rFonts w:hint="eastAsia" w:asciiTheme="minorEastAsia" w:hAnsiTheme="minorEastAsia" w:cstheme="minorEastAsia"/>
-          <w:b/>
-          <w:bCs/>
-          <w:lang w:val="en-US" w:eastAsia="zh-CN"/>
-        </w:rPr>
-      </w:pPr>
-    </w:p>
-    <w:p>
-      <w:pPr>
+      </w:pPr>
+      <w:r>
+        <w:rPr>
+          <w:rFonts w:hint="eastAsia" w:asciiTheme="minorEastAsia" w:hAnsiTheme="minorEastAsia" w:cstheme="minorEastAsia"/>
+          <w:b/>
+          <w:bCs/>
+          <w:sz w:val="24"/>
+          <w:szCs w:val="32"/>
+          <w:lang w:val="en-US" w:eastAsia="zh-CN"/>
+        </w:rPr>
+        <w:t>修改说明：</w:t>
+      </w:r>
+    </w:p>
+    <w:p>
+      <w:pPr>
+        <w:keepNext w:val="0"/>
+        <w:keepLines w:val="0"/>
+        <w:pageBreakBefore w:val="0"/>
+        <w:kinsoku/>
+        <w:wordWrap/>
+        <w:overflowPunct/>
+        <w:topLinePunct w:val="0"/>
+        <w:autoSpaceDE/>
+        <w:autoSpaceDN/>
+        <w:bidi w:val="0"/>
+        <w:adjustRightInd/>
+        <w:snapToGrid/>
+        <w:spacing w:line="400" w:lineRule="exact"/>
+        <w:ind w:firstLine="420" w:firstLineChars="0"/>
+        <w:textAlignment w:val="auto"/>
+        <w:rPr>
+          <w:rFonts w:hint="default" w:asciiTheme="minorEastAsia" w:hAnsiTheme="minorEastAsia" w:cstheme="minorEastAsia"/>
+          <w:lang w:val="en-US" w:eastAsia="zh-CN"/>
+        </w:rPr>
+      </w:pPr>
+      <w:r>
+        <w:rPr>
+          <w:rFonts w:hint="default" w:asciiTheme="minorEastAsia" w:hAnsiTheme="minorEastAsia" w:cstheme="minorEastAsia"/>
+          <w:lang w:val="en-US" w:eastAsia="zh-CN"/>
+        </w:rPr>
+        <w:t>原稿对自研DSP芯片的具体实现着墨过多，论述方式偏向项目文档，未能将具体工作中蕴含的通用技术价值充分提炼出来。在修改稿中，我有意识地将自研芯片定位为 “一个具体的研究实例和验证平台” ，从具体实现中抽象出具有普遍意义的技术方法和创新点。</w:t>
+      </w:r>
+    </w:p>
+    <w:p>
+      <w:pPr>
+        <w:keepNext w:val="0"/>
+        <w:keepLines w:val="0"/>
+        <w:pageBreakBefore w:val="0"/>
+        <w:kinsoku/>
+        <w:wordWrap/>
+        <w:overflowPunct/>
+        <w:topLinePunct w:val="0"/>
+        <w:autoSpaceDE/>
+        <w:autoSpaceDN/>
+        <w:bidi w:val="0"/>
+        <w:adjustRightInd/>
+        <w:snapToGrid/>
+        <w:spacing w:line="400" w:lineRule="exact"/>
+        <w:textAlignment w:val="auto"/>
+        <w:rPr>
+          <w:rFonts w:hint="default" w:asciiTheme="minorEastAsia" w:hAnsiTheme="minorEastAsia" w:cstheme="minorEastAsia"/>
+          <w:lang w:val="en-US" w:eastAsia="zh-CN"/>
+        </w:rPr>
+      </w:pPr>
+    </w:p>
+    <w:p>
+      <w:pPr>
+        <w:keepNext w:val="0"/>
+        <w:keepLines w:val="0"/>
+        <w:pageBreakBefore w:val="0"/>
+        <w:kinsoku/>
+        <w:wordWrap/>
+        <w:overflowPunct/>
+        <w:topLinePunct w:val="0"/>
+        <w:autoSpaceDE/>
+        <w:autoSpaceDN/>
+        <w:bidi w:val="0"/>
+        <w:adjustRightInd/>
+        <w:snapToGrid/>
+        <w:spacing w:line="400" w:lineRule="exact"/>
+        <w:textAlignment w:val="auto"/>
+        <w:rPr>
+          <w:rFonts w:hint="eastAsia" w:asciiTheme="minorEastAsia" w:hAnsiTheme="minorEastAsia" w:cstheme="minorEastAsia"/>
+          <w:lang w:val="en-US" w:eastAsia="zh-CN"/>
+        </w:rPr>
+      </w:pPr>
+      <w:r>
+        <w:rPr>
+          <w:rFonts w:hint="eastAsia" w:asciiTheme="minorEastAsia" w:hAnsiTheme="minorEastAsia" w:cstheme="minorEastAsia"/>
+          <w:b/>
+          <w:bCs/>
+          <w:sz w:val="24"/>
+          <w:szCs w:val="32"/>
+          <w:lang w:val="en-US" w:eastAsia="zh-CN"/>
+        </w:rPr>
+        <w:t>主要修改内容：</w:t>
+      </w:r>
+    </w:p>
+    <w:p>
+      <w:pPr>
+        <w:keepNext w:val="0"/>
+        <w:keepLines w:val="0"/>
+        <w:pageBreakBefore w:val="0"/>
+        <w:kinsoku/>
+        <w:wordWrap/>
+        <w:overflowPunct/>
+        <w:topLinePunct w:val="0"/>
+        <w:autoSpaceDE/>
+        <w:autoSpaceDN/>
+        <w:bidi w:val="0"/>
+        <w:adjustRightInd/>
+        <w:snapToGrid/>
+        <w:spacing w:line="400" w:lineRule="exact"/>
+        <w:textAlignment w:val="auto"/>
+        <w:rPr>
+          <w:rFonts w:hint="default" w:asciiTheme="minorEastAsia" w:hAnsiTheme="minorEastAsia" w:cstheme="minorEastAsia"/>
+          <w:lang w:val="en-US" w:eastAsia="zh-CN"/>
+        </w:rPr>
+      </w:pPr>
+      <w:r>
+        <w:rPr>
+          <w:rFonts w:hint="eastAsia" w:asciiTheme="minorEastAsia" w:hAnsiTheme="minorEastAsia" w:cstheme="minorEastAsia"/>
+          <w:b/>
+          <w:bCs/>
+          <w:lang w:val="en-US" w:eastAsia="zh-CN"/>
+        </w:rPr>
+        <w:t>1.修改摘要</w:t>
+      </w:r>
+    </w:p>
+    <w:p>
+      <w:pPr>
+        <w:keepNext w:val="0"/>
+        <w:keepLines w:val="0"/>
+        <w:pageBreakBefore w:val="0"/>
+        <w:kinsoku/>
+        <w:wordWrap/>
+        <w:overflowPunct/>
+        <w:topLinePunct w:val="0"/>
+        <w:autoSpaceDE/>
+        <w:autoSpaceDN/>
+        <w:bidi w:val="0"/>
+        <w:adjustRightInd/>
+        <w:snapToGrid/>
+        <w:spacing w:line="400" w:lineRule="exact"/>
+        <w:ind w:firstLine="420" w:firstLineChars="0"/>
+        <w:textAlignment w:val="auto"/>
+        <w:rPr>
+          <w:rFonts w:hint="eastAsia" w:asciiTheme="minorEastAsia" w:hAnsiTheme="minorEastAsia" w:cstheme="minorEastAsia"/>
+          <w:lang w:val="en-US" w:eastAsia="zh-CN"/>
+        </w:rPr>
+      </w:pPr>
+      <w:r>
+        <w:rPr>
+          <w:rFonts w:hint="eastAsia" w:asciiTheme="minorEastAsia" w:hAnsiTheme="minorEastAsia" w:cstheme="minorEastAsia"/>
+          <w:lang w:val="en-US" w:eastAsia="zh-CN"/>
+        </w:rPr>
+        <w:t>“</w:t>
+      </w:r>
+      <w:r>
+        <w:rPr>
+          <w:rFonts w:hint="eastAsia" w:asciiTheme="minorEastAsia" w:hAnsiTheme="minorEastAsia" w:cstheme="minorEastAsia"/>
+          <w:strike/>
+          <w:dstrike w:val="0"/>
+          <w:lang w:val="en-US" w:eastAsia="zh-CN"/>
+        </w:rPr>
+        <w:t>针对传统指令选择存在的诸多问题，本文设计并实现了适配自研DSP架构的GlobalISel框架</w:t>
+      </w:r>
+      <w:r>
+        <w:rPr>
+          <w:rFonts w:hint="eastAsia" w:asciiTheme="minorEastAsia" w:hAnsiTheme="minorEastAsia" w:cstheme="minorEastAsia"/>
+          <w:lang w:val="en-US" w:eastAsia="zh-CN"/>
+        </w:rPr>
+        <w:t>”换为“</w:t>
+      </w:r>
+      <w:r>
+        <w:rPr>
+          <w:rFonts w:hint="eastAsia" w:asciiTheme="minorEastAsia" w:hAnsiTheme="minorEastAsia" w:cstheme="minorEastAsia"/>
+          <w:color w:val="00B050"/>
+          <w:lang w:val="en-US" w:eastAsia="zh-CN"/>
+        </w:rPr>
+        <w:t>针对GlobalISel在DSP架构上适配的复杂性，本文提出了一种基于LLVM（Low Level Virtual Machine，一个开源的编译器基础设施项目）通用框架的模块化适配方法</w:t>
+      </w:r>
+      <w:r>
+        <w:rPr>
+          <w:rFonts w:hint="eastAsia" w:asciiTheme="minorEastAsia" w:hAnsiTheme="minorEastAsia" w:cstheme="minorEastAsia"/>
+          <w:lang w:val="en-US" w:eastAsia="zh-CN"/>
+        </w:rPr>
+        <w:t>”。</w:t>
+      </w:r>
+    </w:p>
+    <w:p>
+      <w:pPr>
+        <w:keepNext w:val="0"/>
+        <w:keepLines w:val="0"/>
+        <w:pageBreakBefore w:val="0"/>
+        <w:kinsoku/>
+        <w:wordWrap/>
+        <w:overflowPunct/>
+        <w:topLinePunct w:val="0"/>
+        <w:autoSpaceDE/>
+        <w:autoSpaceDN/>
+        <w:bidi w:val="0"/>
+        <w:adjustRightInd/>
+        <w:snapToGrid/>
+        <w:spacing w:line="400" w:lineRule="exact"/>
+        <w:textAlignment w:val="auto"/>
+        <w:rPr>
+          <w:rFonts w:hint="default" w:asciiTheme="minorEastAsia" w:hAnsiTheme="minorEastAsia" w:cstheme="minorEastAsia"/>
+          <w:lang w:val="en-US" w:eastAsia="zh-CN"/>
+        </w:rPr>
+      </w:pPr>
+    </w:p>
+    <w:p>
+      <w:pPr>
+        <w:keepNext w:val="0"/>
+        <w:keepLines w:val="0"/>
+        <w:pageBreakBefore w:val="0"/>
+        <w:kinsoku/>
+        <w:wordWrap/>
+        <w:overflowPunct/>
+        <w:topLinePunct w:val="0"/>
+        <w:autoSpaceDE/>
+        <w:autoSpaceDN/>
+        <w:bidi w:val="0"/>
+        <w:adjustRightInd/>
+        <w:snapToGrid/>
+        <w:spacing w:line="400" w:lineRule="exact"/>
+        <w:textAlignment w:val="auto"/>
+        <w:rPr>
+          <w:rFonts w:hint="default" w:asciiTheme="minorEastAsia" w:hAnsiTheme="minorEastAsia" w:cstheme="minorEastAsia"/>
+          <w:b/>
+          <w:bCs/>
+          <w:lang w:val="en-US" w:eastAsia="zh-CN"/>
+        </w:rPr>
+      </w:pPr>
+      <w:r>
+        <w:rPr>
+          <w:rFonts w:hint="eastAsia" w:asciiTheme="minorEastAsia" w:hAnsiTheme="minorEastAsia" w:cstheme="minorEastAsia"/>
+          <w:b/>
+          <w:bCs/>
+          <w:lang w:val="en-US" w:eastAsia="zh-CN"/>
+        </w:rPr>
+        <w:t>2.修改1.3.2节创新点提炼</w:t>
+      </w:r>
+    </w:p>
+    <w:p>
+      <w:pPr>
+        <w:keepNext w:val="0"/>
+        <w:keepLines w:val="0"/>
+        <w:pageBreakBefore w:val="0"/>
+        <w:kinsoku/>
+        <w:wordWrap/>
+        <w:overflowPunct/>
+        <w:topLinePunct w:val="0"/>
+        <w:autoSpaceDE/>
+        <w:autoSpaceDN/>
+        <w:bidi w:val="0"/>
+        <w:adjustRightInd/>
+        <w:snapToGrid/>
+        <w:spacing w:line="400" w:lineRule="exact"/>
+        <w:textAlignment w:val="auto"/>
+        <w:rPr>
+          <w:rFonts w:hint="default" w:asciiTheme="minorEastAsia" w:hAnsiTheme="minorEastAsia" w:cstheme="minorEastAsia"/>
+          <w:lang w:val="en-US" w:eastAsia="zh-CN"/>
+        </w:rPr>
+      </w:pPr>
+      <w:r>
+        <w:rPr>
+          <w:rFonts w:hint="default" w:asciiTheme="minorEastAsia" w:hAnsiTheme="minorEastAsia" w:cstheme="minorEastAsia"/>
+          <w:lang w:val="en-US" w:eastAsia="zh-CN"/>
+        </w:rPr>
+        <w:t>将三个创新点从具体的项目成果改写为具有通用价值的方法层面贡献：</w:t>
+      </w:r>
+    </w:p>
+    <w:p>
+      <w:pPr>
+        <w:keepNext w:val="0"/>
+        <w:keepLines w:val="0"/>
+        <w:pageBreakBefore w:val="0"/>
+        <w:kinsoku/>
+        <w:wordWrap/>
+        <w:overflowPunct/>
+        <w:topLinePunct w:val="0"/>
+        <w:autoSpaceDE/>
+        <w:autoSpaceDN/>
+        <w:bidi w:val="0"/>
+        <w:adjustRightInd/>
+        <w:snapToGrid/>
+        <w:spacing w:line="400" w:lineRule="exact"/>
+        <w:textAlignment w:val="auto"/>
+        <w:rPr>
+          <w:rFonts w:hint="default" w:asciiTheme="minorEastAsia" w:hAnsiTheme="minorEastAsia" w:cstheme="minorEastAsia"/>
+          <w:lang w:val="en-US" w:eastAsia="zh-CN"/>
+        </w:rPr>
+      </w:pPr>
+      <w:r>
+        <w:rPr>
+          <w:rFonts w:hint="eastAsia" w:asciiTheme="minorEastAsia" w:hAnsiTheme="minorEastAsia" w:cstheme="minorEastAsia"/>
+          <w:lang w:val="en-US" w:eastAsia="zh-CN"/>
+        </w:rPr>
+        <w:t>（1）</w:t>
+      </w:r>
+      <w:r>
+        <w:rPr>
+          <w:rFonts w:hint="default" w:asciiTheme="minorEastAsia" w:hAnsiTheme="minorEastAsia" w:cstheme="minorEastAsia"/>
+          <w:lang w:val="en-US" w:eastAsia="zh-CN"/>
+        </w:rPr>
+        <w:t>“</w:t>
+      </w:r>
+      <w:r>
+        <w:rPr>
+          <w:rFonts w:hint="default" w:asciiTheme="minorEastAsia" w:hAnsiTheme="minorEastAsia" w:cstheme="minorEastAsia"/>
+          <w:strike/>
+          <w:dstrike w:val="0"/>
+          <w:lang w:val="en-US" w:eastAsia="zh-CN"/>
+        </w:rPr>
+        <w:t>完成面向自研DSP架构的GlobalISel全流程定制化实现</w:t>
+      </w:r>
+      <w:r>
+        <w:rPr>
+          <w:rFonts w:hint="default" w:asciiTheme="minorEastAsia" w:hAnsiTheme="minorEastAsia" w:cstheme="minorEastAsia"/>
+          <w:lang w:val="en-US" w:eastAsia="zh-CN"/>
+        </w:rPr>
+        <w:t>”</w:t>
+      </w:r>
+      <w:r>
+        <w:rPr>
+          <w:rFonts w:hint="eastAsia" w:asciiTheme="minorEastAsia" w:hAnsiTheme="minorEastAsia" w:cstheme="minorEastAsia"/>
+          <w:lang w:val="en-US" w:eastAsia="zh-CN"/>
+        </w:rPr>
+        <w:t>换为</w:t>
+      </w:r>
+      <w:r>
+        <w:rPr>
+          <w:rFonts w:hint="default" w:asciiTheme="minorEastAsia" w:hAnsiTheme="minorEastAsia" w:cstheme="minorEastAsia"/>
+          <w:lang w:val="en-US" w:eastAsia="zh-CN"/>
+        </w:rPr>
+        <w:t>“</w:t>
+      </w:r>
+      <w:r>
+        <w:rPr>
+          <w:rFonts w:hint="default" w:asciiTheme="minorEastAsia" w:hAnsiTheme="minorEastAsia" w:cstheme="minorEastAsia"/>
+          <w:color w:val="00B050"/>
+          <w:lang w:val="en-US" w:eastAsia="zh-CN"/>
+        </w:rPr>
+        <w:t>提出了一种基于LLVM GlobalISel的VLIW DSP后端模块化适配方法</w:t>
+      </w:r>
+      <w:r>
+        <w:rPr>
+          <w:rFonts w:hint="default" w:asciiTheme="minorEastAsia" w:hAnsiTheme="minorEastAsia" w:cstheme="minorEastAsia"/>
+          <w:lang w:val="en-US" w:eastAsia="zh-CN"/>
+        </w:rPr>
+        <w:t>”——强调“模块化适配方法”的通用性，并在结尾指出“</w:t>
+      </w:r>
+      <w:r>
+        <w:rPr>
+          <w:rFonts w:hint="default" w:asciiTheme="minorEastAsia" w:hAnsiTheme="minorEastAsia" w:cstheme="minorEastAsia"/>
+          <w:color w:val="00B050"/>
+          <w:lang w:val="en-US" w:eastAsia="zh-CN"/>
+        </w:rPr>
+        <w:t>为其他非主流架构快速接入LLVM生态提供了可复用的实践参考</w:t>
+      </w:r>
+      <w:r>
+        <w:rPr>
+          <w:rFonts w:hint="default" w:asciiTheme="minorEastAsia" w:hAnsiTheme="minorEastAsia" w:cstheme="minorEastAsia"/>
+          <w:lang w:val="en-US" w:eastAsia="zh-CN"/>
+        </w:rPr>
+        <w:t>”</w:t>
+      </w:r>
+      <w:r>
+        <w:rPr>
+          <w:rFonts w:hint="eastAsia" w:asciiTheme="minorEastAsia" w:hAnsiTheme="minorEastAsia" w:cstheme="minorEastAsia"/>
+          <w:lang w:val="en-US" w:eastAsia="zh-CN"/>
+        </w:rPr>
+        <w:t>。</w:t>
+      </w:r>
+    </w:p>
+    <w:p>
+      <w:pPr>
+        <w:keepNext w:val="0"/>
+        <w:keepLines w:val="0"/>
+        <w:pageBreakBefore w:val="0"/>
+        <w:kinsoku/>
+        <w:wordWrap/>
+        <w:overflowPunct/>
+        <w:topLinePunct w:val="0"/>
+        <w:autoSpaceDE/>
+        <w:autoSpaceDN/>
+        <w:bidi w:val="0"/>
+        <w:adjustRightInd/>
+        <w:snapToGrid/>
+        <w:spacing w:line="400" w:lineRule="exact"/>
+        <w:textAlignment w:val="auto"/>
+        <w:rPr>
+          <w:rFonts w:hint="default" w:asciiTheme="minorEastAsia" w:hAnsiTheme="minorEastAsia" w:cstheme="minorEastAsia"/>
+          <w:lang w:val="en-US" w:eastAsia="zh-CN"/>
+        </w:rPr>
+      </w:pPr>
+      <w:r>
+        <w:rPr>
+          <w:rFonts w:hint="eastAsia" w:asciiTheme="minorEastAsia" w:hAnsiTheme="minorEastAsia" w:cstheme="minorEastAsia"/>
+          <w:lang w:val="en-US" w:eastAsia="zh-CN"/>
+        </w:rPr>
+        <w:t>（2）</w:t>
+      </w:r>
+      <w:r>
+        <w:rPr>
+          <w:rFonts w:hint="default" w:asciiTheme="minorEastAsia" w:hAnsiTheme="minorEastAsia" w:cstheme="minorEastAsia"/>
+          <w:lang w:val="en-US" w:eastAsia="zh-CN"/>
+        </w:rPr>
+        <w:t>“</w:t>
+      </w:r>
+      <w:r>
+        <w:rPr>
+          <w:rFonts w:hint="default" w:asciiTheme="minorEastAsia" w:hAnsiTheme="minorEastAsia" w:cstheme="minorEastAsia"/>
+          <w:strike/>
+          <w:dstrike w:val="0"/>
+          <w:lang w:val="en-US" w:eastAsia="zh-CN"/>
+        </w:rPr>
+        <w:t>设计分阶段指令选择优化体系</w:t>
+      </w:r>
+      <w:r>
+        <w:rPr>
+          <w:rFonts w:hint="default" w:asciiTheme="minorEastAsia" w:hAnsiTheme="minorEastAsia" w:cstheme="minorEastAsia"/>
+          <w:lang w:val="en-US" w:eastAsia="zh-CN"/>
+        </w:rPr>
+        <w:t>”</w:t>
+      </w:r>
+      <w:r>
+        <w:rPr>
+          <w:rFonts w:hint="eastAsia" w:asciiTheme="minorEastAsia" w:hAnsiTheme="minorEastAsia" w:cstheme="minorEastAsia"/>
+          <w:lang w:val="en-US" w:eastAsia="zh-CN"/>
+        </w:rPr>
+        <w:t>换为</w:t>
+      </w:r>
+      <w:r>
+        <w:rPr>
+          <w:rFonts w:hint="default" w:asciiTheme="minorEastAsia" w:hAnsiTheme="minorEastAsia" w:cstheme="minorEastAsia"/>
+          <w:lang w:val="en-US" w:eastAsia="zh-CN"/>
+        </w:rPr>
+        <w:t>“</w:t>
+      </w:r>
+      <w:r>
+        <w:rPr>
+          <w:rFonts w:hint="default" w:asciiTheme="minorEastAsia" w:hAnsiTheme="minorEastAsia" w:cstheme="minorEastAsia"/>
+          <w:color w:val="00B050"/>
+          <w:lang w:val="en-US" w:eastAsia="zh-CN"/>
+        </w:rPr>
+        <w:t>设计了一套与合法化流程深度耦合的分阶段指令选择优化体系</w:t>
+      </w:r>
+      <w:r>
+        <w:rPr>
+          <w:rFonts w:hint="default" w:asciiTheme="minorEastAsia" w:hAnsiTheme="minorEastAsia" w:cstheme="minorEastAsia"/>
+          <w:lang w:val="en-US" w:eastAsia="zh-CN"/>
+        </w:rPr>
+        <w:t>”——强调优化策略与GlobalISel框架流程的“深度耦合”这一设计思想，使贡献从“做了什么优化”上升到“如何系统性地设计优化”</w:t>
+      </w:r>
+      <w:r>
+        <w:rPr>
+          <w:rFonts w:hint="eastAsia" w:asciiTheme="minorEastAsia" w:hAnsiTheme="minorEastAsia" w:cstheme="minorEastAsia"/>
+          <w:lang w:val="en-US" w:eastAsia="zh-CN"/>
+        </w:rPr>
+        <w:t>。</w:t>
+      </w:r>
+    </w:p>
+    <w:p>
+      <w:pPr>
+        <w:keepNext w:val="0"/>
+        <w:keepLines w:val="0"/>
+        <w:pageBreakBefore w:val="0"/>
+        <w:kinsoku/>
+        <w:wordWrap/>
+        <w:overflowPunct/>
+        <w:topLinePunct w:val="0"/>
+        <w:autoSpaceDE/>
+        <w:autoSpaceDN/>
+        <w:bidi w:val="0"/>
+        <w:adjustRightInd/>
+        <w:snapToGrid/>
+        <w:spacing w:line="400" w:lineRule="exact"/>
+        <w:textAlignment w:val="auto"/>
+        <w:rPr>
+          <w:rFonts w:hint="default" w:asciiTheme="minorEastAsia" w:hAnsiTheme="minorEastAsia" w:cstheme="minorEastAsia"/>
+          <w:lang w:val="en-US" w:eastAsia="zh-CN"/>
+        </w:rPr>
+      </w:pPr>
+      <w:r>
+        <w:rPr>
+          <w:rFonts w:hint="eastAsia" w:asciiTheme="minorEastAsia" w:hAnsiTheme="minorEastAsia" w:cstheme="minorEastAsia"/>
+          <w:lang w:val="en-US" w:eastAsia="zh-CN"/>
+        </w:rPr>
+        <w:t>（3）</w:t>
+      </w:r>
+      <w:r>
+        <w:rPr>
+          <w:rFonts w:hint="default" w:asciiTheme="minorEastAsia" w:hAnsiTheme="minorEastAsia" w:cstheme="minorEastAsia"/>
+          <w:lang w:val="en-US" w:eastAsia="zh-CN"/>
+        </w:rPr>
+        <w:t>“</w:t>
+      </w:r>
+      <w:r>
+        <w:rPr>
+          <w:rFonts w:hint="default" w:asciiTheme="minorEastAsia" w:hAnsiTheme="minorEastAsia" w:cstheme="minorEastAsia"/>
+          <w:strike/>
+          <w:dstrike w:val="0"/>
+          <w:lang w:val="en-US" w:eastAsia="zh-CN"/>
+        </w:rPr>
+        <w:t>构建全流程自动化测试评估平台</w:t>
+      </w:r>
+      <w:r>
+        <w:rPr>
+          <w:rFonts w:hint="default" w:asciiTheme="minorEastAsia" w:hAnsiTheme="minorEastAsia" w:cstheme="minorEastAsia"/>
+          <w:lang w:val="en-US" w:eastAsia="zh-CN"/>
+        </w:rPr>
+        <w:t>”</w:t>
+      </w:r>
+      <w:r>
+        <w:rPr>
+          <w:rFonts w:hint="eastAsia" w:asciiTheme="minorEastAsia" w:hAnsiTheme="minorEastAsia" w:cstheme="minorEastAsia"/>
+          <w:lang w:val="en-US" w:eastAsia="zh-CN"/>
+        </w:rPr>
+        <w:t>换为</w:t>
+      </w:r>
+      <w:r>
+        <w:rPr>
+          <w:rFonts w:hint="default" w:asciiTheme="minorEastAsia" w:hAnsiTheme="minorEastAsia" w:cstheme="minorEastAsia"/>
+          <w:lang w:val="en-US" w:eastAsia="zh-CN"/>
+        </w:rPr>
+        <w:t>“</w:t>
+      </w:r>
+      <w:r>
+        <w:rPr>
+          <w:rFonts w:hint="default" w:asciiTheme="minorEastAsia" w:hAnsiTheme="minorEastAsia" w:cstheme="minorEastAsia"/>
+          <w:color w:val="00B050"/>
+          <w:lang w:val="en-US" w:eastAsia="zh-CN"/>
+        </w:rPr>
+        <w:t>构建了一套集成随机测试与多维性能分析的自动化评估平台</w:t>
+      </w:r>
+      <w:r>
+        <w:rPr>
+          <w:rFonts w:hint="default" w:asciiTheme="minorEastAsia" w:hAnsiTheme="minorEastAsia" w:cstheme="minorEastAsia"/>
+          <w:lang w:val="en-US" w:eastAsia="zh-CN"/>
+        </w:rPr>
+        <w:t>”——强调“集成”与“自动化”的方法论创新，并在描述中点明其对于编译器开发过程的价值</w:t>
+      </w:r>
+    </w:p>
+    <w:p>
+      <w:pPr>
+        <w:keepNext w:val="0"/>
+        <w:keepLines w:val="0"/>
+        <w:pageBreakBefore w:val="0"/>
+        <w:kinsoku/>
+        <w:wordWrap/>
+        <w:overflowPunct/>
+        <w:topLinePunct w:val="0"/>
+        <w:autoSpaceDE/>
+        <w:autoSpaceDN/>
+        <w:bidi w:val="0"/>
+        <w:adjustRightInd/>
+        <w:snapToGrid/>
+        <w:spacing w:line="400" w:lineRule="exact"/>
+        <w:textAlignment w:val="auto"/>
+        <w:rPr>
+          <w:rFonts w:hint="default" w:asciiTheme="minorEastAsia" w:hAnsiTheme="minorEastAsia" w:cstheme="minorEastAsia"/>
+          <w:lang w:val="en-US" w:eastAsia="zh-CN"/>
+        </w:rPr>
+      </w:pPr>
+    </w:p>
+    <w:p>
+      <w:pPr>
+        <w:keepNext w:val="0"/>
+        <w:keepLines w:val="0"/>
+        <w:pageBreakBefore w:val="0"/>
+        <w:kinsoku/>
+        <w:wordWrap/>
+        <w:overflowPunct/>
+        <w:topLinePunct w:val="0"/>
+        <w:autoSpaceDE/>
+        <w:autoSpaceDN/>
+        <w:bidi w:val="0"/>
+        <w:adjustRightInd/>
+        <w:snapToGrid/>
+        <w:spacing w:line="400" w:lineRule="exact"/>
+        <w:textAlignment w:val="auto"/>
+        <w:rPr>
+          <w:rFonts w:hint="default" w:asciiTheme="minorEastAsia" w:hAnsiTheme="minorEastAsia" w:cstheme="minorEastAsia"/>
+          <w:b/>
+          <w:bCs/>
+          <w:lang w:val="en-US" w:eastAsia="zh-CN"/>
+        </w:rPr>
+      </w:pPr>
+      <w:r>
+        <w:rPr>
+          <w:rFonts w:hint="eastAsia" w:asciiTheme="minorEastAsia" w:hAnsiTheme="minorEastAsia" w:cstheme="minorEastAsia"/>
+          <w:b/>
+          <w:bCs/>
+          <w:lang w:val="en-US" w:eastAsia="zh-CN"/>
+        </w:rPr>
+        <w:t>3.修改第2、3、4章节引言</w:t>
+      </w:r>
+    </w:p>
+    <w:p>
+      <w:pPr>
+        <w:keepNext w:val="0"/>
+        <w:keepLines w:val="0"/>
+        <w:pageBreakBefore w:val="0"/>
+        <w:kinsoku/>
+        <w:wordWrap/>
+        <w:overflowPunct/>
+        <w:topLinePunct w:val="0"/>
+        <w:autoSpaceDE/>
+        <w:autoSpaceDN/>
+        <w:bidi w:val="0"/>
+        <w:adjustRightInd/>
+        <w:snapToGrid/>
+        <w:spacing w:line="400" w:lineRule="exact"/>
+        <w:textAlignment w:val="auto"/>
+        <w:rPr>
+          <w:rFonts w:hint="default" w:asciiTheme="minorEastAsia" w:hAnsiTheme="minorEastAsia" w:cstheme="minorEastAsia"/>
+          <w:lang w:val="en-US" w:eastAsia="zh-CN"/>
+        </w:rPr>
+      </w:pPr>
+      <w:r>
+        <w:rPr>
+          <w:rFonts w:hint="eastAsia" w:asciiTheme="minorEastAsia" w:hAnsiTheme="minorEastAsia" w:cstheme="minorEastAsia"/>
+          <w:lang w:val="en-US" w:eastAsia="zh-CN"/>
+        </w:rPr>
+        <w:t>（1）第2章引言</w:t>
+      </w:r>
+    </w:p>
+    <w:p>
+      <w:pPr>
+        <w:keepNext w:val="0"/>
+        <w:keepLines w:val="0"/>
+        <w:pageBreakBefore w:val="0"/>
+        <w:kinsoku/>
+        <w:wordWrap/>
+        <w:overflowPunct/>
+        <w:topLinePunct w:val="0"/>
+        <w:autoSpaceDE/>
+        <w:autoSpaceDN/>
+        <w:bidi w:val="0"/>
+        <w:adjustRightInd/>
+        <w:snapToGrid/>
+        <w:spacing w:line="400" w:lineRule="exact"/>
+        <w:ind w:firstLine="420" w:firstLineChars="0"/>
+        <w:textAlignment w:val="auto"/>
+        <w:rPr>
+          <w:rFonts w:hint="eastAsia" w:asciiTheme="minorEastAsia" w:hAnsiTheme="minorEastAsia" w:cstheme="minorEastAsia"/>
+          <w:lang w:val="en-US" w:eastAsia="zh-CN"/>
+        </w:rPr>
+      </w:pPr>
+      <w:r>
+        <w:rPr>
+          <w:rFonts w:hint="eastAsia" w:asciiTheme="minorEastAsia" w:hAnsiTheme="minorEastAsia" w:cstheme="minorEastAsia"/>
+          <w:lang w:val="en-US" w:eastAsia="zh-CN"/>
+        </w:rPr>
+        <w:t>添加“</w:t>
+      </w:r>
+      <w:r>
+        <w:rPr>
+          <w:rFonts w:hint="eastAsia" w:asciiTheme="minorEastAsia" w:hAnsiTheme="minorEastAsia" w:cstheme="minorEastAsia"/>
+          <w:color w:val="00B050"/>
+          <w:lang w:val="en-US" w:eastAsia="zh-CN"/>
+        </w:rPr>
+        <w:t>此外，本框架的设计思路与实现路径，也为其他专用处理器的GlobalISel适配提供了可复用的工程参考。</w:t>
+      </w:r>
+      <w:r>
+        <w:rPr>
+          <w:rFonts w:hint="eastAsia" w:asciiTheme="minorEastAsia" w:hAnsiTheme="minorEastAsia" w:cstheme="minorEastAsia"/>
+          <w:lang w:val="en-US" w:eastAsia="zh-CN"/>
+        </w:rPr>
+        <w:t>”</w:t>
+      </w:r>
+    </w:p>
+    <w:p>
+      <w:pPr>
+        <w:keepNext w:val="0"/>
+        <w:keepLines w:val="0"/>
+        <w:pageBreakBefore w:val="0"/>
+        <w:kinsoku/>
+        <w:wordWrap/>
+        <w:overflowPunct/>
+        <w:topLinePunct w:val="0"/>
+        <w:autoSpaceDE/>
+        <w:autoSpaceDN/>
+        <w:bidi w:val="0"/>
+        <w:adjustRightInd/>
+        <w:snapToGrid/>
+        <w:spacing w:line="400" w:lineRule="exact"/>
+        <w:textAlignment w:val="auto"/>
+        <w:rPr>
+          <w:rFonts w:hint="eastAsia" w:asciiTheme="minorEastAsia" w:hAnsiTheme="minorEastAsia" w:cstheme="minorEastAsia"/>
+          <w:lang w:val="en-US" w:eastAsia="zh-CN"/>
+        </w:rPr>
+      </w:pPr>
+      <w:r>
+        <w:rPr>
+          <w:rFonts w:hint="eastAsia" w:asciiTheme="minorEastAsia" w:hAnsiTheme="minorEastAsia" w:cstheme="minorEastAsia"/>
+          <w:lang w:val="en-US" w:eastAsia="zh-CN"/>
+        </w:rPr>
+        <w:t>（2）第3章引言</w:t>
+      </w:r>
+    </w:p>
+    <w:p>
+      <w:pPr>
+        <w:keepNext w:val="0"/>
+        <w:keepLines w:val="0"/>
+        <w:pageBreakBefore w:val="0"/>
+        <w:kinsoku/>
+        <w:wordWrap/>
+        <w:overflowPunct/>
+        <w:topLinePunct w:val="0"/>
+        <w:autoSpaceDE/>
+        <w:autoSpaceDN/>
+        <w:bidi w:val="0"/>
+        <w:adjustRightInd/>
+        <w:snapToGrid/>
+        <w:spacing w:line="400" w:lineRule="exact"/>
+        <w:ind w:firstLine="420" w:firstLineChars="0"/>
+        <w:textAlignment w:val="auto"/>
+        <w:rPr>
+          <w:rFonts w:hint="default" w:asciiTheme="minorEastAsia" w:hAnsiTheme="minorEastAsia" w:cstheme="minorEastAsia"/>
+          <w:lang w:val="en-US" w:eastAsia="zh-CN"/>
+        </w:rPr>
+      </w:pPr>
+      <w:r>
+        <w:rPr>
+          <w:rFonts w:hint="eastAsia" w:asciiTheme="minorEastAsia" w:hAnsiTheme="minorEastAsia" w:cstheme="minorEastAsia"/>
+          <w:lang w:val="en-US" w:eastAsia="zh-CN"/>
+        </w:rPr>
+        <w:t>添加“</w:t>
+      </w:r>
+      <w:r>
+        <w:rPr>
+          <w:rFonts w:hint="eastAsia" w:asciiTheme="minorEastAsia" w:hAnsiTheme="minorEastAsia" w:cstheme="minorEastAsia"/>
+          <w:color w:val="00B050"/>
+          <w:lang w:val="en-US" w:eastAsia="zh-CN"/>
+        </w:rPr>
+        <w:t>并明确其相较于现有工作的核心创新与改进之处，为各类专用处理器的GlobalISel优化落地提供可复用的技术路径</w:t>
+      </w:r>
+      <w:r>
+        <w:rPr>
+          <w:rFonts w:hint="eastAsia" w:asciiTheme="minorEastAsia" w:hAnsiTheme="minorEastAsia" w:cstheme="minorEastAsia"/>
+          <w:lang w:val="en-US" w:eastAsia="zh-CN"/>
+        </w:rPr>
+        <w:t>”</w:t>
+      </w:r>
+    </w:p>
+    <w:p>
+      <w:pPr>
+        <w:keepNext w:val="0"/>
+        <w:keepLines w:val="0"/>
+        <w:pageBreakBefore w:val="0"/>
+        <w:kinsoku/>
+        <w:wordWrap/>
+        <w:overflowPunct/>
+        <w:topLinePunct w:val="0"/>
+        <w:autoSpaceDE/>
+        <w:autoSpaceDN/>
+        <w:bidi w:val="0"/>
+        <w:adjustRightInd/>
+        <w:snapToGrid/>
+        <w:spacing w:line="400" w:lineRule="exact"/>
+        <w:textAlignment w:val="auto"/>
+        <w:rPr>
+          <w:rFonts w:hint="eastAsia" w:asciiTheme="minorEastAsia" w:hAnsiTheme="minorEastAsia" w:cstheme="minorEastAsia"/>
+          <w:lang w:val="en-US" w:eastAsia="zh-CN"/>
+        </w:rPr>
+      </w:pPr>
+      <w:r>
+        <w:rPr>
+          <w:rFonts w:hint="eastAsia" w:asciiTheme="minorEastAsia" w:hAnsiTheme="minorEastAsia" w:cstheme="minorEastAsia"/>
+          <w:lang w:val="en-US" w:eastAsia="zh-CN"/>
+        </w:rPr>
+        <w:t>（3）修改第4章引言部分</w:t>
+      </w:r>
+    </w:p>
+    <w:p>
+      <w:pPr>
+        <w:keepNext w:val="0"/>
+        <w:keepLines w:val="0"/>
+        <w:pageBreakBefore w:val="0"/>
+        <w:kinsoku/>
+        <w:wordWrap/>
+        <w:overflowPunct/>
+        <w:topLinePunct w:val="0"/>
+        <w:autoSpaceDE/>
+        <w:autoSpaceDN/>
+        <w:bidi w:val="0"/>
+        <w:adjustRightInd/>
+        <w:snapToGrid/>
+        <w:spacing w:line="400" w:lineRule="exact"/>
+        <w:ind w:firstLine="420" w:firstLineChars="0"/>
+        <w:textAlignment w:val="auto"/>
+        <w:rPr>
+          <w:rFonts w:hint="default" w:asciiTheme="minorEastAsia" w:hAnsiTheme="minorEastAsia" w:cstheme="minorEastAsia"/>
+          <w:lang w:val="en-US" w:eastAsia="zh-CN"/>
+        </w:rPr>
+      </w:pPr>
+      <w:r>
+        <w:rPr>
+          <w:rFonts w:hint="eastAsia" w:asciiTheme="minorEastAsia" w:hAnsiTheme="minorEastAsia" w:cstheme="minorEastAsia"/>
+          <w:lang w:val="en-US" w:eastAsia="zh-CN"/>
+        </w:rPr>
+        <w:t>添加“</w:t>
+      </w:r>
+      <w:r>
+        <w:rPr>
+          <w:rFonts w:hint="eastAsia" w:asciiTheme="minorEastAsia" w:hAnsiTheme="minorEastAsia" w:cstheme="minorEastAsia"/>
+          <w:color w:val="00B050"/>
+          <w:lang w:val="en-US" w:eastAsia="zh-CN"/>
+        </w:rPr>
+        <w:t>突破通用随机测试工具对专用架构的适配局限</w:t>
+      </w:r>
+      <w:r>
+        <w:rPr>
+          <w:rFonts w:hint="eastAsia" w:asciiTheme="minorEastAsia" w:hAnsiTheme="minorEastAsia" w:cstheme="minorEastAsia"/>
+          <w:lang w:val="en-US" w:eastAsia="zh-CN"/>
+        </w:rPr>
+        <w:t>”以及“</w:t>
+      </w:r>
+      <w:r>
+        <w:rPr>
+          <w:rFonts w:hint="eastAsia" w:asciiTheme="minorEastAsia" w:hAnsiTheme="minorEastAsia" w:cstheme="minorEastAsia"/>
+          <w:color w:val="00B050"/>
+          <w:lang w:val="en-US" w:eastAsia="zh-CN"/>
+        </w:rPr>
+        <w:t>构建了性能数据生成 - 采集 - 存储 - 分析 - 展示的全链路管理体系</w:t>
+      </w:r>
+      <w:r>
+        <w:rPr>
+          <w:rFonts w:hint="eastAsia" w:asciiTheme="minorEastAsia" w:hAnsiTheme="minorEastAsia" w:cstheme="minorEastAsia"/>
+          <w:lang w:val="en-US" w:eastAsia="zh-CN"/>
+        </w:rPr>
+        <w:t>”的创新性</w:t>
+      </w:r>
+    </w:p>
+    <w:p>
+      <w:pPr>
+        <w:keepNext w:val="0"/>
+        <w:keepLines w:val="0"/>
+        <w:pageBreakBefore w:val="0"/>
+        <w:kinsoku/>
+        <w:wordWrap/>
+        <w:overflowPunct/>
+        <w:topLinePunct w:val="0"/>
+        <w:autoSpaceDE/>
+        <w:autoSpaceDN/>
+        <w:bidi w:val="0"/>
+        <w:adjustRightInd/>
+        <w:snapToGrid/>
+        <w:spacing w:line="400" w:lineRule="exact"/>
+        <w:textAlignment w:val="auto"/>
+        <w:rPr>
+          <w:rFonts w:hint="default" w:asciiTheme="minorEastAsia" w:hAnsiTheme="minorEastAsia" w:cstheme="minorEastAsia"/>
+          <w:lang w:val="en-US" w:eastAsia="zh-CN"/>
+        </w:rPr>
+      </w:pPr>
+    </w:p>
+    <w:p>
+      <w:pPr>
+        <w:pStyle w:val="2"/>
+        <w:keepNext w:val="0"/>
+        <w:keepLines w:val="0"/>
+        <w:pageBreakBefore w:val="0"/>
+        <w:widowControl/>
+        <w:suppressLineNumbers w:val="0"/>
+        <w:shd w:val="clear" w:fill="FFFFFF"/>
+        <w:kinsoku/>
+        <w:wordWrap/>
+        <w:overflowPunct/>
+        <w:topLinePunct w:val="0"/>
+        <w:autoSpaceDE/>
+        <w:autoSpaceDN/>
+        <w:bidi w:val="0"/>
+        <w:adjustRightInd/>
+        <w:snapToGrid/>
+        <w:spacing w:before="274" w:beforeAutospacing="0" w:after="137" w:afterAutospacing="0" w:line="400" w:lineRule="exact"/>
+        <w:ind w:left="0" w:right="0" w:firstLine="0"/>
+        <w:textAlignment w:val="auto"/>
+        <w:rPr>
+          <w:rFonts w:hint="default" w:asciiTheme="minorEastAsia" w:hAnsiTheme="minorEastAsia" w:eastAsiaTheme="minorEastAsia" w:cstheme="minorEastAsia"/>
+          <w:b/>
+          <w:bCs/>
+          <w:kern w:val="2"/>
+          <w:sz w:val="28"/>
+          <w:szCs w:val="36"/>
+          <w:lang w:val="en-US" w:eastAsia="zh-CN" w:bidi="ar-SA"/>
+        </w:rPr>
+      </w:pPr>
+      <w:r>
+        <w:rPr>
+          <w:rFonts w:hint="eastAsia" w:asciiTheme="minorEastAsia" w:hAnsiTheme="minorEastAsia" w:cstheme="minorEastAsia"/>
+          <w:b/>
+          <w:bCs/>
+          <w:color w:val="FF0000"/>
+          <w:kern w:val="2"/>
+          <w:sz w:val="28"/>
+          <w:szCs w:val="36"/>
+          <w:lang w:val="en-US" w:eastAsia="zh-CN" w:bidi="ar-SA"/>
+        </w:rPr>
+        <w:t>修改意见3</w:t>
+      </w:r>
+    </w:p>
+    <w:p>
+      <w:pPr>
+        <w:keepNext w:val="0"/>
+        <w:keepLines w:val="0"/>
+        <w:pageBreakBefore w:val="0"/>
+        <w:kinsoku/>
+        <w:wordWrap/>
+        <w:overflowPunct/>
+        <w:topLinePunct w:val="0"/>
+        <w:autoSpaceDE/>
+        <w:autoSpaceDN/>
+        <w:bidi w:val="0"/>
+        <w:adjustRightInd/>
+        <w:snapToGrid/>
+        <w:spacing w:line="400" w:lineRule="exact"/>
+        <w:textAlignment w:val="auto"/>
+        <w:rPr>
+          <w:rFonts w:hint="eastAsia" w:asciiTheme="minorEastAsia" w:hAnsiTheme="minorEastAsia" w:eastAsiaTheme="minorEastAsia" w:cstheme="minorEastAsia"/>
+          <w:b/>
+          <w:bCs/>
+          <w:kern w:val="2"/>
+          <w:sz w:val="24"/>
+          <w:szCs w:val="32"/>
+          <w:lang w:val="en-US" w:eastAsia="zh-CN" w:bidi="ar-SA"/>
+        </w:rPr>
+      </w:pPr>
+      <w:r>
+        <w:rPr>
+          <w:rFonts w:hint="eastAsia" w:asciiTheme="minorEastAsia" w:hAnsiTheme="minorEastAsia" w:eastAsiaTheme="minorEastAsia" w:cstheme="minorEastAsia"/>
+          <w:b/>
+          <w:bCs/>
+          <w:kern w:val="2"/>
+          <w:sz w:val="24"/>
+          <w:szCs w:val="32"/>
+          <w:lang w:val="en-US" w:eastAsia="zh-CN" w:bidi="ar-SA"/>
+        </w:rPr>
+        <w:t>专家意见摘要：</w:t>
+      </w:r>
+    </w:p>
+    <w:p>
+      <w:pPr>
+        <w:keepNext w:val="0"/>
+        <w:keepLines w:val="0"/>
+        <w:pageBreakBefore w:val="0"/>
+        <w:kinsoku/>
+        <w:wordWrap/>
+        <w:overflowPunct/>
+        <w:topLinePunct w:val="0"/>
+        <w:autoSpaceDE/>
+        <w:autoSpaceDN/>
+        <w:bidi w:val="0"/>
+        <w:adjustRightInd/>
+        <w:snapToGrid/>
+        <w:spacing w:line="400" w:lineRule="exact"/>
+        <w:ind w:firstLine="420" w:firstLineChars="0"/>
+        <w:textAlignment w:val="auto"/>
+        <w:rPr>
+          <w:rFonts w:hint="default" w:asciiTheme="minorEastAsia" w:hAnsiTheme="minorEastAsia" w:cstheme="minorEastAsia"/>
+          <w:lang w:val="en-US" w:eastAsia="zh-CN"/>
+        </w:rPr>
+      </w:pPr>
+      <w:r>
+        <w:rPr>
+          <w:rFonts w:hint="eastAsia" w:asciiTheme="minorEastAsia" w:hAnsiTheme="minorEastAsia" w:eastAsiaTheme="minorEastAsia" w:cstheme="minorEastAsia"/>
+          <w:b w:val="0"/>
+          <w:bCs w:val="0"/>
+          <w:kern w:val="2"/>
+          <w:sz w:val="21"/>
+          <w:szCs w:val="24"/>
+          <w:lang w:val="en-US" w:eastAsia="zh-CN" w:bidi="ar-SA"/>
+        </w:rPr>
+        <w:t>文中名词术语很多，不是很好理解。建议摘要和正文第一次出现缩写或其他专有名词时能简要介绍一下</w:t>
+      </w:r>
+      <w:r>
+        <w:rPr>
+          <w:rFonts w:hint="eastAsia" w:asciiTheme="minorEastAsia" w:hAnsiTheme="minorEastAsia" w:cstheme="minorEastAsia"/>
+          <w:b w:val="0"/>
+          <w:bCs w:val="0"/>
+          <w:kern w:val="2"/>
+          <w:sz w:val="21"/>
+          <w:szCs w:val="24"/>
+          <w:lang w:val="en-US" w:eastAsia="zh-CN" w:bidi="ar-SA"/>
+        </w:rPr>
+        <w:t>。</w:t>
+      </w:r>
+    </w:p>
+    <w:p>
+      <w:pPr>
+        <w:keepNext w:val="0"/>
+        <w:keepLines w:val="0"/>
+        <w:pageBreakBefore w:val="0"/>
+        <w:kinsoku/>
+        <w:wordWrap/>
+        <w:overflowPunct/>
+        <w:topLinePunct w:val="0"/>
+        <w:autoSpaceDE/>
+        <w:autoSpaceDN/>
+        <w:bidi w:val="0"/>
+        <w:adjustRightInd/>
+        <w:snapToGrid/>
+        <w:spacing w:line="400" w:lineRule="exact"/>
+        <w:textAlignment w:val="auto"/>
+        <w:rPr>
+          <w:rFonts w:hint="eastAsia" w:asciiTheme="minorEastAsia" w:hAnsiTheme="minorEastAsia" w:cstheme="minorEastAsia"/>
+          <w:b/>
+          <w:bCs/>
+          <w:sz w:val="24"/>
+          <w:szCs w:val="32"/>
+          <w:lang w:val="en-US" w:eastAsia="zh-CN"/>
+        </w:rPr>
+      </w:pPr>
+    </w:p>
+    <w:p>
+      <w:pPr>
+        <w:keepNext w:val="0"/>
+        <w:keepLines w:val="0"/>
+        <w:pageBreakBefore w:val="0"/>
+        <w:kinsoku/>
+        <w:wordWrap/>
+        <w:overflowPunct/>
+        <w:topLinePunct w:val="0"/>
+        <w:autoSpaceDE/>
+        <w:autoSpaceDN/>
+        <w:bidi w:val="0"/>
+        <w:adjustRightInd/>
+        <w:snapToGrid/>
+        <w:spacing w:line="400" w:lineRule="exact"/>
+        <w:textAlignment w:val="auto"/>
+        <w:rPr>
+          <w:rFonts w:hint="eastAsia" w:asciiTheme="minorEastAsia" w:hAnsiTheme="minorEastAsia" w:cstheme="minorEastAsia"/>
+          <w:b/>
+          <w:bCs/>
+          <w:sz w:val="24"/>
+          <w:szCs w:val="32"/>
+          <w:lang w:val="en-US" w:eastAsia="zh-CN"/>
+        </w:rPr>
+      </w:pPr>
+      <w:r>
+        <w:rPr>
+          <w:rFonts w:hint="eastAsia" w:asciiTheme="minorEastAsia" w:hAnsiTheme="minorEastAsia" w:cstheme="minorEastAsia"/>
+          <w:b/>
+          <w:bCs/>
+          <w:sz w:val="24"/>
+          <w:szCs w:val="32"/>
+          <w:lang w:val="en-US" w:eastAsia="zh-CN"/>
+        </w:rPr>
+        <w:t>修改说明：</w:t>
+      </w:r>
+    </w:p>
+    <w:p>
+      <w:pPr>
+        <w:keepNext w:val="0"/>
+        <w:keepLines w:val="0"/>
+        <w:pageBreakBefore w:val="0"/>
+        <w:kinsoku/>
+        <w:wordWrap/>
+        <w:overflowPunct/>
+        <w:topLinePunct w:val="0"/>
+        <w:autoSpaceDE/>
+        <w:autoSpaceDN/>
+        <w:bidi w:val="0"/>
+        <w:adjustRightInd/>
+        <w:snapToGrid/>
+        <w:spacing w:line="400" w:lineRule="exact"/>
+        <w:ind w:firstLine="420" w:firstLineChars="0"/>
+        <w:textAlignment w:val="auto"/>
+        <w:rPr>
+          <w:rFonts w:hint="eastAsia" w:asciiTheme="minorEastAsia" w:hAnsiTheme="minorEastAsia" w:cstheme="minorEastAsia"/>
+          <w:b/>
+          <w:bCs/>
+          <w:lang w:val="en-US" w:eastAsia="zh-CN"/>
+        </w:rPr>
+      </w:pPr>
+      <w:r>
+        <w:rPr>
+          <w:rFonts w:hint="eastAsia" w:asciiTheme="minorEastAsia" w:hAnsiTheme="minorEastAsia" w:cstheme="minorEastAsia"/>
+          <w:b w:val="0"/>
+          <w:bCs w:val="0"/>
+          <w:lang w:val="en-US" w:eastAsia="zh-CN"/>
+        </w:rPr>
+        <w:t>原稿中存在大量专业术语和缩写，首次出现时缺乏必要解释，给非专业领域或非项目背景的读者造成理解障碍。在修改稿中，我对全文的术语使用进行了系统梳理和规范化处理。</w:t>
+      </w:r>
+    </w:p>
+    <w:p>
+      <w:pPr>
+        <w:keepNext w:val="0"/>
+        <w:keepLines w:val="0"/>
+        <w:pageBreakBefore w:val="0"/>
+        <w:kinsoku/>
+        <w:wordWrap/>
+        <w:overflowPunct/>
+        <w:topLinePunct w:val="0"/>
+        <w:autoSpaceDE/>
+        <w:autoSpaceDN/>
+        <w:bidi w:val="0"/>
+        <w:adjustRightInd/>
+        <w:snapToGrid/>
+        <w:spacing w:line="400" w:lineRule="exact"/>
+        <w:textAlignment w:val="auto"/>
+        <w:rPr>
+          <w:rFonts w:hint="eastAsia" w:asciiTheme="minorEastAsia" w:hAnsiTheme="minorEastAsia" w:cstheme="minorEastAsia"/>
+          <w:b/>
+          <w:bCs/>
+          <w:sz w:val="24"/>
+          <w:szCs w:val="32"/>
+          <w:lang w:val="en-US" w:eastAsia="zh-CN"/>
+        </w:rPr>
+      </w:pPr>
+    </w:p>
+    <w:p>
+      <w:pPr>
+        <w:keepNext w:val="0"/>
+        <w:keepLines w:val="0"/>
+        <w:pageBreakBefore w:val="0"/>
+        <w:kinsoku/>
+        <w:wordWrap/>
+        <w:overflowPunct/>
+        <w:topLinePunct w:val="0"/>
+        <w:autoSpaceDE/>
+        <w:autoSpaceDN/>
+        <w:bidi w:val="0"/>
+        <w:adjustRightInd/>
+        <w:snapToGrid/>
+        <w:spacing w:line="400" w:lineRule="exact"/>
+        <w:textAlignment w:val="auto"/>
+        <w:rPr>
+          <w:rFonts w:hint="default" w:asciiTheme="minorEastAsia" w:hAnsiTheme="minorEastAsia" w:cstheme="minorEastAsia"/>
+          <w:b/>
+          <w:bCs/>
+          <w:sz w:val="24"/>
+          <w:szCs w:val="32"/>
+          <w:lang w:val="en-US" w:eastAsia="zh-CN"/>
+        </w:rPr>
+      </w:pPr>
+      <w:r>
+        <w:rPr>
+          <w:rFonts w:hint="eastAsia" w:asciiTheme="minorEastAsia" w:hAnsiTheme="minorEastAsia" w:cstheme="minorEastAsia"/>
+          <w:b/>
+          <w:bCs/>
+          <w:sz w:val="24"/>
+          <w:szCs w:val="32"/>
+          <w:lang w:val="en-US" w:eastAsia="zh-CN"/>
+        </w:rPr>
+        <w:t>主要修改内容：</w:t>
+      </w:r>
+    </w:p>
+    <w:p>
+      <w:pPr>
+        <w:keepNext w:val="0"/>
+        <w:keepLines w:val="0"/>
+        <w:pageBreakBefore w:val="0"/>
+        <w:kinsoku/>
+        <w:wordWrap/>
+        <w:overflowPunct/>
+        <w:topLinePunct w:val="0"/>
+        <w:autoSpaceDE/>
+        <w:autoSpaceDN/>
+        <w:bidi w:val="0"/>
+        <w:adjustRightInd/>
+        <w:snapToGrid/>
+        <w:spacing w:line="400" w:lineRule="exact"/>
+        <w:textAlignment w:val="auto"/>
         <w:rPr>
           <w:rFonts w:hint="default" w:asciiTheme="minorEastAsia" w:hAnsiTheme="minorEastAsia" w:cstheme="minorEastAsia"/>
           <w:b/>
@@ -603,46 +2329,227 @@
     </w:p>
     <w:p>
       <w:pPr>
-        <w:rPr>
-          <w:rFonts w:hint="eastAsia" w:asciiTheme="minorEastAsia" w:hAnsiTheme="minorEastAsia" w:cstheme="minorEastAsia"/>
-          <w:lang w:val="en-US" w:eastAsia="zh-CN"/>
-        </w:rPr>
-      </w:pPr>
-      <w:r>
-        <w:rPr>
-          <w:rFonts w:hint="eastAsia" w:asciiTheme="minorEastAsia" w:hAnsiTheme="minorEastAsia" w:cstheme="minorEastAsia"/>
-          <w:lang w:val="en-US" w:eastAsia="zh-CN"/>
-        </w:rPr>
-        <w:t>对原先摘要中第一次出现的缩写补充中英文描述，因为摘要需要简洁，于是并没有对专有名词进行详细的解释，这些名词将在后续章节第一次出现时进行解释。</w:t>
-      </w:r>
-    </w:p>
-    <w:p>
-      <w:pPr>
-        <w:rPr>
-          <w:rFonts w:hint="eastAsia" w:asciiTheme="minorEastAsia" w:hAnsiTheme="minorEastAsia" w:cstheme="minorEastAsia"/>
-          <w:color w:val="00B050"/>
-          <w:lang w:val="en-US" w:eastAsia="zh-CN"/>
-        </w:rPr>
-      </w:pPr>
-      <w:r>
-        <w:rPr>
-          <w:rFonts w:hint="eastAsia" w:asciiTheme="minorEastAsia" w:hAnsiTheme="minorEastAsia" w:cstheme="minorEastAsia"/>
-          <w:color w:val="00B050"/>
-          <w:lang w:val="en-US" w:eastAsia="zh-CN"/>
-        </w:rPr>
-        <w:t>如：DSP、DAG、GlobalISel</w:t>
-      </w:r>
-    </w:p>
-    <w:p>
-      <w:pPr>
-        <w:rPr>
-          <w:rFonts w:hint="default" w:asciiTheme="minorEastAsia" w:hAnsiTheme="minorEastAsia" w:cstheme="minorEastAsia"/>
-          <w:lang w:val="en-US" w:eastAsia="zh-CN"/>
-        </w:rPr>
-      </w:pPr>
-    </w:p>
-    <w:p>
-      <w:pPr>
+        <w:keepNext w:val="0"/>
+        <w:keepLines w:val="0"/>
+        <w:pageBreakBefore w:val="0"/>
+        <w:kinsoku/>
+        <w:wordWrap/>
+        <w:overflowPunct/>
+        <w:topLinePunct w:val="0"/>
+        <w:autoSpaceDE/>
+        <w:autoSpaceDN/>
+        <w:bidi w:val="0"/>
+        <w:adjustRightInd/>
+        <w:snapToGrid/>
+        <w:spacing w:line="400" w:lineRule="exact"/>
+        <w:textAlignment w:val="auto"/>
+        <w:rPr>
+          <w:rFonts w:hint="default" w:asciiTheme="minorEastAsia" w:hAnsiTheme="minorEastAsia" w:cstheme="minorEastAsia"/>
+          <w:lang w:val="en-US" w:eastAsia="zh-CN"/>
+        </w:rPr>
+      </w:pPr>
+      <w:r>
+        <w:rPr>
+          <w:rFonts w:hint="eastAsia" w:asciiTheme="minorEastAsia" w:hAnsiTheme="minorEastAsia" w:cstheme="minorEastAsia"/>
+          <w:lang w:val="en-US" w:eastAsia="zh-CN"/>
+        </w:rPr>
+        <w:t>对原先摘要中第一次出现的缩写补充中英文描述，因为摘要需要简洁，于是并没有对专有名词进行详细的解释，这些名词将在后续章节第一次出现时进行解释，例如：</w:t>
+      </w:r>
+    </w:p>
+    <w:p>
+      <w:pPr>
+        <w:keepNext w:val="0"/>
+        <w:keepLines w:val="0"/>
+        <w:pageBreakBefore w:val="0"/>
+        <w:kinsoku/>
+        <w:wordWrap/>
+        <w:overflowPunct/>
+        <w:topLinePunct w:val="0"/>
+        <w:autoSpaceDE/>
+        <w:autoSpaceDN/>
+        <w:bidi w:val="0"/>
+        <w:adjustRightInd/>
+        <w:snapToGrid/>
+        <w:spacing w:line="400" w:lineRule="exact"/>
+        <w:textAlignment w:val="auto"/>
+        <w:rPr>
+          <w:rFonts w:hint="eastAsia" w:asciiTheme="minorEastAsia" w:hAnsiTheme="minorEastAsia" w:cstheme="minorEastAsia"/>
+          <w:color w:val="00B050"/>
+          <w:lang w:val="en-US" w:eastAsia="zh-CN"/>
+        </w:rPr>
+      </w:pPr>
+      <w:r>
+        <w:rPr>
+          <w:rFonts w:hint="eastAsia" w:asciiTheme="minorEastAsia" w:hAnsiTheme="minorEastAsia" w:cstheme="minorEastAsia"/>
+          <w:color w:val="00B050"/>
+          <w:lang w:val="en-US" w:eastAsia="zh-CN"/>
+        </w:rPr>
+        <w:t>DSP（Digital Signal Processor，数字信号处理器）</w:t>
+      </w:r>
+    </w:p>
+    <w:p>
+      <w:pPr>
+        <w:keepNext w:val="0"/>
+        <w:keepLines w:val="0"/>
+        <w:pageBreakBefore w:val="0"/>
+        <w:kinsoku/>
+        <w:wordWrap/>
+        <w:overflowPunct/>
+        <w:topLinePunct w:val="0"/>
+        <w:autoSpaceDE/>
+        <w:autoSpaceDN/>
+        <w:bidi w:val="0"/>
+        <w:adjustRightInd/>
+        <w:snapToGrid/>
+        <w:spacing w:line="400" w:lineRule="exact"/>
+        <w:textAlignment w:val="auto"/>
+        <w:rPr>
+          <w:rFonts w:hint="eastAsia" w:asciiTheme="minorEastAsia" w:hAnsiTheme="minorEastAsia" w:cstheme="minorEastAsia"/>
+          <w:color w:val="00B050"/>
+          <w:lang w:val="en-US" w:eastAsia="zh-CN"/>
+        </w:rPr>
+      </w:pPr>
+      <w:r>
+        <w:rPr>
+          <w:rFonts w:hint="eastAsia" w:asciiTheme="minorEastAsia" w:hAnsiTheme="minorEastAsia" w:cstheme="minorEastAsia"/>
+          <w:color w:val="00B050"/>
+          <w:lang w:val="en-US" w:eastAsia="zh-CN"/>
+        </w:rPr>
+        <w:t>DAG（Directed Acyclic Graph，有向无环图）</w:t>
+      </w:r>
+    </w:p>
+    <w:p>
+      <w:pPr>
+        <w:keepNext w:val="0"/>
+        <w:keepLines w:val="0"/>
+        <w:pageBreakBefore w:val="0"/>
+        <w:kinsoku/>
+        <w:wordWrap/>
+        <w:overflowPunct/>
+        <w:topLinePunct w:val="0"/>
+        <w:autoSpaceDE/>
+        <w:autoSpaceDN/>
+        <w:bidi w:val="0"/>
+        <w:adjustRightInd/>
+        <w:snapToGrid/>
+        <w:spacing w:line="400" w:lineRule="exact"/>
+        <w:textAlignment w:val="auto"/>
+        <w:rPr>
+          <w:rFonts w:hint="eastAsia" w:asciiTheme="minorEastAsia" w:hAnsiTheme="minorEastAsia" w:cstheme="minorEastAsia"/>
+          <w:color w:val="00B050"/>
+          <w:lang w:val="en-US" w:eastAsia="zh-CN"/>
+        </w:rPr>
+      </w:pPr>
+      <w:r>
+        <w:rPr>
+          <w:rFonts w:hint="eastAsia" w:asciiTheme="minorEastAsia" w:hAnsiTheme="minorEastAsia" w:cstheme="minorEastAsia"/>
+          <w:color w:val="00B050"/>
+          <w:lang w:val="en-US" w:eastAsia="zh-CN"/>
+        </w:rPr>
+        <w:t>GlobalISel（全局指令选择）</w:t>
+      </w:r>
+    </w:p>
+    <w:p>
+      <w:pPr>
+        <w:keepNext w:val="0"/>
+        <w:keepLines w:val="0"/>
+        <w:pageBreakBefore w:val="0"/>
+        <w:kinsoku/>
+        <w:wordWrap/>
+        <w:overflowPunct/>
+        <w:topLinePunct w:val="0"/>
+        <w:autoSpaceDE/>
+        <w:autoSpaceDN/>
+        <w:bidi w:val="0"/>
+        <w:adjustRightInd/>
+        <w:snapToGrid/>
+        <w:spacing w:line="400" w:lineRule="exact"/>
+        <w:textAlignment w:val="auto"/>
+        <w:rPr>
+          <w:rFonts w:hint="eastAsia" w:asciiTheme="minorEastAsia" w:hAnsiTheme="minorEastAsia" w:cstheme="minorEastAsia"/>
+          <w:color w:val="00B050"/>
+          <w:lang w:val="en-US" w:eastAsia="zh-CN"/>
+        </w:rPr>
+      </w:pPr>
+      <w:r>
+        <w:rPr>
+          <w:rFonts w:hint="eastAsia" w:asciiTheme="minorEastAsia" w:hAnsiTheme="minorEastAsia" w:cstheme="minorEastAsia"/>
+          <w:color w:val="00B050"/>
+          <w:lang w:val="en-US" w:eastAsia="zh-CN"/>
+        </w:rPr>
+        <w:t>LLVM（Low Level Virtual Machine，一个开源的编译器基础设施项目）</w:t>
+      </w:r>
+    </w:p>
+    <w:p>
+      <w:pPr>
+        <w:keepNext w:val="0"/>
+        <w:keepLines w:val="0"/>
+        <w:pageBreakBefore w:val="0"/>
+        <w:kinsoku/>
+        <w:wordWrap/>
+        <w:overflowPunct/>
+        <w:topLinePunct w:val="0"/>
+        <w:autoSpaceDE/>
+        <w:autoSpaceDN/>
+        <w:bidi w:val="0"/>
+        <w:adjustRightInd/>
+        <w:snapToGrid/>
+        <w:spacing w:line="400" w:lineRule="exact"/>
+        <w:textAlignment w:val="auto"/>
+        <w:rPr>
+          <w:rFonts w:hint="eastAsia" w:asciiTheme="minorEastAsia" w:hAnsiTheme="minorEastAsia" w:cstheme="minorEastAsia"/>
+          <w:color w:val="00B050"/>
+          <w:lang w:val="en-US" w:eastAsia="zh-CN"/>
+        </w:rPr>
+      </w:pPr>
+      <w:r>
+        <w:rPr>
+          <w:rFonts w:hint="eastAsia" w:asciiTheme="minorEastAsia" w:hAnsiTheme="minorEastAsia" w:cstheme="minorEastAsia"/>
+          <w:color w:val="00B050"/>
+          <w:lang w:val="en-US" w:eastAsia="zh-CN"/>
+        </w:rPr>
+        <w:t>VLIW（Very Long Instruction Word，超长指令字）</w:t>
+      </w:r>
+    </w:p>
+    <w:p>
+      <w:pPr>
+        <w:keepNext w:val="0"/>
+        <w:keepLines w:val="0"/>
+        <w:pageBreakBefore w:val="0"/>
+        <w:kinsoku/>
+        <w:wordWrap/>
+        <w:overflowPunct/>
+        <w:topLinePunct w:val="0"/>
+        <w:autoSpaceDE/>
+        <w:autoSpaceDN/>
+        <w:bidi w:val="0"/>
+        <w:adjustRightInd/>
+        <w:snapToGrid/>
+        <w:spacing w:line="400" w:lineRule="exact"/>
+        <w:textAlignment w:val="auto"/>
+        <w:rPr>
+          <w:rFonts w:hint="default" w:asciiTheme="minorEastAsia" w:hAnsiTheme="minorEastAsia" w:cstheme="minorEastAsia"/>
+          <w:color w:val="00B050"/>
+          <w:lang w:val="en-US" w:eastAsia="zh-CN"/>
+        </w:rPr>
+      </w:pPr>
+    </w:p>
+    <w:p>
+      <w:pPr>
+        <w:keepNext w:val="0"/>
+        <w:keepLines w:val="0"/>
+        <w:pageBreakBefore w:val="0"/>
+        <w:kinsoku/>
+        <w:wordWrap/>
+        <w:overflowPunct/>
+        <w:topLinePunct w:val="0"/>
+        <w:autoSpaceDE/>
+        <w:autoSpaceDN/>
+        <w:bidi w:val="0"/>
+        <w:adjustRightInd/>
+        <w:snapToGrid/>
+        <w:spacing w:line="400" w:lineRule="exact"/>
+        <w:textAlignment w:val="auto"/>
         <w:rPr>
           <w:rFonts w:hint="eastAsia" w:asciiTheme="minorEastAsia" w:hAnsiTheme="minorEastAsia" w:cstheme="minorEastAsia"/>
           <w:b/>
@@ -662,40 +2569,323 @@
     </w:p>
     <w:p>
       <w:pPr>
-        <w:rPr>
-          <w:rFonts w:hint="default" w:asciiTheme="minorEastAsia" w:hAnsiTheme="minorEastAsia" w:cstheme="minorEastAsia"/>
-          <w:lang w:val="en-US" w:eastAsia="zh-CN"/>
-        </w:rPr>
-      </w:pPr>
-      <w:r>
-        <w:rPr>
-          <w:rFonts w:hint="eastAsia" w:asciiTheme="minorEastAsia" w:hAnsiTheme="minorEastAsia" w:cstheme="minorEastAsia"/>
-          <w:lang w:val="en-US" w:eastAsia="zh-CN"/>
-        </w:rPr>
-        <w:t>对原先正文中第一次出现，且未做解释的专有名词进行解释。</w:t>
-      </w:r>
-    </w:p>
-    <w:p>
-      <w:pPr>
-        <w:rPr>
-          <w:rFonts w:hint="default" w:asciiTheme="minorEastAsia" w:hAnsiTheme="minorEastAsia" w:cstheme="minorEastAsia"/>
-          <w:color w:val="00B050"/>
-          <w:lang w:val="en-US" w:eastAsia="zh-CN"/>
-        </w:rPr>
-      </w:pPr>
-      <w:r>
-        <w:rPr>
-          <w:rFonts w:hint="eastAsia" w:asciiTheme="minorEastAsia" w:hAnsiTheme="minorEastAsia" w:cstheme="minorEastAsia"/>
-          <w:color w:val="00B050"/>
-          <w:lang w:val="en-US" w:eastAsia="zh-CN"/>
-        </w:rPr>
-        <w:t>如：SSA、UB、IR、MIR、GMIR</w:t>
-      </w:r>
-    </w:p>
-    <w:p>
-      <w:pPr>
-        <w:rPr>
-          <w:rFonts w:hint="default" w:asciiTheme="minorEastAsia" w:hAnsiTheme="minorEastAsia" w:cstheme="minorEastAsia"/>
+        <w:keepNext w:val="0"/>
+        <w:keepLines w:val="0"/>
+        <w:pageBreakBefore w:val="0"/>
+        <w:kinsoku/>
+        <w:wordWrap/>
+        <w:overflowPunct/>
+        <w:topLinePunct w:val="0"/>
+        <w:autoSpaceDE/>
+        <w:autoSpaceDN/>
+        <w:bidi w:val="0"/>
+        <w:adjustRightInd/>
+        <w:snapToGrid/>
+        <w:spacing w:line="400" w:lineRule="exact"/>
+        <w:textAlignment w:val="auto"/>
+        <w:rPr>
+          <w:rFonts w:hint="default" w:asciiTheme="minorEastAsia" w:hAnsiTheme="minorEastAsia" w:cstheme="minorEastAsia"/>
+          <w:lang w:val="en-US" w:eastAsia="zh-CN"/>
+        </w:rPr>
+      </w:pPr>
+      <w:r>
+        <w:rPr>
+          <w:rFonts w:hint="default" w:asciiTheme="minorEastAsia" w:hAnsiTheme="minorEastAsia" w:cstheme="minorEastAsia"/>
+          <w:lang w:val="en-US" w:eastAsia="zh-CN"/>
+        </w:rPr>
+        <w:t>对所有重要的缩写和专有名词，在正文首次出现时用括号标注中文全称或简要解释，例如：</w:t>
+      </w:r>
+    </w:p>
+    <w:p>
+      <w:pPr>
+        <w:keepNext w:val="0"/>
+        <w:keepLines w:val="0"/>
+        <w:pageBreakBefore w:val="0"/>
+        <w:kinsoku/>
+        <w:wordWrap/>
+        <w:overflowPunct/>
+        <w:topLinePunct w:val="0"/>
+        <w:autoSpaceDE/>
+        <w:autoSpaceDN/>
+        <w:bidi w:val="0"/>
+        <w:adjustRightInd/>
+        <w:snapToGrid/>
+        <w:spacing w:line="400" w:lineRule="exact"/>
+        <w:textAlignment w:val="auto"/>
+        <w:rPr>
+          <w:rFonts w:hint="default" w:asciiTheme="minorEastAsia" w:hAnsiTheme="minorEastAsia" w:cstheme="minorEastAsia"/>
+          <w:color w:val="00B050"/>
+          <w:lang w:val="en-US" w:eastAsia="zh-CN"/>
+        </w:rPr>
+      </w:pPr>
+      <w:r>
+        <w:rPr>
+          <w:rFonts w:hint="default" w:asciiTheme="minorEastAsia" w:hAnsiTheme="minorEastAsia" w:cstheme="minorEastAsia"/>
+          <w:color w:val="00B050"/>
+          <w:lang w:val="en-US" w:eastAsia="zh-CN"/>
+        </w:rPr>
+        <w:t>ABI（Application Binary Interface，应用二进制接口）（Page 28）</w:t>
+      </w:r>
+    </w:p>
+    <w:p>
+      <w:pPr>
+        <w:keepNext w:val="0"/>
+        <w:keepLines w:val="0"/>
+        <w:pageBreakBefore w:val="0"/>
+        <w:kinsoku/>
+        <w:wordWrap/>
+        <w:overflowPunct/>
+        <w:topLinePunct w:val="0"/>
+        <w:autoSpaceDE/>
+        <w:autoSpaceDN/>
+        <w:bidi w:val="0"/>
+        <w:adjustRightInd/>
+        <w:snapToGrid/>
+        <w:spacing w:line="400" w:lineRule="exact"/>
+        <w:textAlignment w:val="auto"/>
+        <w:rPr>
+          <w:rFonts w:hint="default" w:asciiTheme="minorEastAsia" w:hAnsiTheme="minorEastAsia" w:cstheme="minorEastAsia"/>
+          <w:color w:val="00B050"/>
+          <w:lang w:val="en-US" w:eastAsia="zh-CN"/>
+        </w:rPr>
+      </w:pPr>
+      <w:r>
+        <w:rPr>
+          <w:rFonts w:hint="default" w:asciiTheme="minorEastAsia" w:hAnsiTheme="minorEastAsia" w:cstheme="minorEastAsia"/>
+          <w:color w:val="00B050"/>
+          <w:lang w:val="en-US" w:eastAsia="zh-CN"/>
+        </w:rPr>
+        <w:t>LLT（Low-Level Type，低级别类型）（Page 28）</w:t>
+      </w:r>
+    </w:p>
+    <w:p>
+      <w:pPr>
+        <w:keepNext w:val="0"/>
+        <w:keepLines w:val="0"/>
+        <w:pageBreakBefore w:val="0"/>
+        <w:kinsoku/>
+        <w:wordWrap/>
+        <w:overflowPunct/>
+        <w:topLinePunct w:val="0"/>
+        <w:autoSpaceDE/>
+        <w:autoSpaceDN/>
+        <w:bidi w:val="0"/>
+        <w:adjustRightInd/>
+        <w:snapToGrid/>
+        <w:spacing w:line="400" w:lineRule="exact"/>
+        <w:textAlignment w:val="auto"/>
+        <w:rPr>
+          <w:rFonts w:hint="default" w:asciiTheme="minorEastAsia" w:hAnsiTheme="minorEastAsia" w:cstheme="minorEastAsia"/>
+          <w:color w:val="00B050"/>
+          <w:lang w:val="en-US" w:eastAsia="zh-CN"/>
+        </w:rPr>
+      </w:pPr>
+      <w:r>
+        <w:rPr>
+          <w:rFonts w:hint="default" w:asciiTheme="minorEastAsia" w:hAnsiTheme="minorEastAsia" w:cstheme="minorEastAsia"/>
+          <w:color w:val="00B050"/>
+          <w:lang w:val="en-US" w:eastAsia="zh-CN"/>
+        </w:rPr>
+        <w:t>MIR（Machine Intermediate Representation，机器中间表示）（Page 27）</w:t>
+      </w:r>
+    </w:p>
+    <w:p>
+      <w:pPr>
+        <w:keepNext w:val="0"/>
+        <w:keepLines w:val="0"/>
+        <w:pageBreakBefore w:val="0"/>
+        <w:kinsoku/>
+        <w:wordWrap/>
+        <w:overflowPunct/>
+        <w:topLinePunct w:val="0"/>
+        <w:autoSpaceDE/>
+        <w:autoSpaceDN/>
+        <w:bidi w:val="0"/>
+        <w:adjustRightInd/>
+        <w:snapToGrid/>
+        <w:spacing w:line="400" w:lineRule="exact"/>
+        <w:textAlignment w:val="auto"/>
+        <w:rPr>
+          <w:rFonts w:hint="default" w:asciiTheme="minorEastAsia" w:hAnsiTheme="minorEastAsia" w:cstheme="minorEastAsia"/>
+          <w:color w:val="00B050"/>
+          <w:lang w:val="en-US" w:eastAsia="zh-CN"/>
+        </w:rPr>
+      </w:pPr>
+      <w:r>
+        <w:rPr>
+          <w:rFonts w:hint="default" w:asciiTheme="minorEastAsia" w:hAnsiTheme="minorEastAsia" w:cstheme="minorEastAsia"/>
+          <w:color w:val="00B050"/>
+          <w:lang w:val="en-US" w:eastAsia="zh-CN"/>
+        </w:rPr>
+        <w:t>CSE（Common Subexpression Elimination，公共子表达式消除）（Page 49）</w:t>
+      </w:r>
+    </w:p>
+    <w:p>
+      <w:pPr>
+        <w:keepNext w:val="0"/>
+        <w:keepLines w:val="0"/>
+        <w:pageBreakBefore w:val="0"/>
+        <w:kinsoku/>
+        <w:wordWrap/>
+        <w:overflowPunct/>
+        <w:topLinePunct w:val="0"/>
+        <w:autoSpaceDE/>
+        <w:autoSpaceDN/>
+        <w:bidi w:val="0"/>
+        <w:adjustRightInd/>
+        <w:snapToGrid/>
+        <w:spacing w:line="400" w:lineRule="exact"/>
+        <w:textAlignment w:val="auto"/>
+        <w:rPr>
+          <w:rFonts w:hint="default" w:asciiTheme="minorEastAsia" w:hAnsiTheme="minorEastAsia" w:cstheme="minorEastAsia"/>
+          <w:color w:val="00B050"/>
+          <w:lang w:val="en-US" w:eastAsia="zh-CN"/>
+        </w:rPr>
+      </w:pPr>
+      <w:r>
+        <w:rPr>
+          <w:rFonts w:hint="default" w:asciiTheme="minorEastAsia" w:hAnsiTheme="minorEastAsia" w:cstheme="minorEastAsia"/>
+          <w:color w:val="00B050"/>
+          <w:lang w:val="en-US" w:eastAsia="zh-CN"/>
+        </w:rPr>
+        <w:t>SSA（Static Single Assignment，静态单赋值）（Page 15）</w:t>
+      </w:r>
+    </w:p>
+    <w:p>
+      <w:pPr>
+        <w:keepNext w:val="0"/>
+        <w:keepLines w:val="0"/>
+        <w:pageBreakBefore w:val="0"/>
+        <w:kinsoku/>
+        <w:wordWrap/>
+        <w:overflowPunct/>
+        <w:topLinePunct w:val="0"/>
+        <w:autoSpaceDE/>
+        <w:autoSpaceDN/>
+        <w:bidi w:val="0"/>
+        <w:adjustRightInd/>
+        <w:snapToGrid/>
+        <w:spacing w:line="400" w:lineRule="exact"/>
+        <w:textAlignment w:val="auto"/>
+        <w:rPr>
+          <w:rFonts w:hint="default" w:asciiTheme="minorEastAsia" w:hAnsiTheme="minorEastAsia" w:cstheme="minorEastAsia"/>
+          <w:color w:val="00B050"/>
+          <w:lang w:val="en-US" w:eastAsia="zh-CN"/>
+        </w:rPr>
+      </w:pPr>
+      <w:r>
+        <w:rPr>
+          <w:rFonts w:hint="default" w:asciiTheme="minorEastAsia" w:hAnsiTheme="minorEastAsia" w:cstheme="minorEastAsia"/>
+          <w:color w:val="00B050"/>
+          <w:lang w:val="en-US" w:eastAsia="zh-CN"/>
+        </w:rPr>
+        <w:t>IR（Intermediate Representation，中间表示）（Page 15）</w:t>
+      </w:r>
+    </w:p>
+    <w:p>
+      <w:pPr>
+        <w:keepNext w:val="0"/>
+        <w:keepLines w:val="0"/>
+        <w:pageBreakBefore w:val="0"/>
+        <w:kinsoku/>
+        <w:wordWrap/>
+        <w:overflowPunct/>
+        <w:topLinePunct w:val="0"/>
+        <w:autoSpaceDE/>
+        <w:autoSpaceDN/>
+        <w:bidi w:val="0"/>
+        <w:adjustRightInd/>
+        <w:snapToGrid/>
+        <w:spacing w:line="400" w:lineRule="exact"/>
+        <w:textAlignment w:val="auto"/>
+        <w:rPr>
+          <w:rFonts w:hint="default" w:asciiTheme="minorEastAsia" w:hAnsiTheme="minorEastAsia" w:cstheme="minorEastAsia"/>
+          <w:color w:val="00B050"/>
+          <w:lang w:val="en-US" w:eastAsia="zh-CN"/>
+        </w:rPr>
+      </w:pPr>
+      <w:r>
+        <w:rPr>
+          <w:rFonts w:hint="default" w:asciiTheme="minorEastAsia" w:hAnsiTheme="minorEastAsia" w:cstheme="minorEastAsia"/>
+          <w:color w:val="00B050"/>
+          <w:lang w:val="en-US" w:eastAsia="zh-CN"/>
+        </w:rPr>
+        <w:t>SIMD（Single Instruction Multiple Data，单指令多数据流）（Page 16）</w:t>
+      </w:r>
+    </w:p>
+    <w:p>
+      <w:pPr>
+        <w:keepNext w:val="0"/>
+        <w:keepLines w:val="0"/>
+        <w:pageBreakBefore w:val="0"/>
+        <w:kinsoku/>
+        <w:wordWrap/>
+        <w:overflowPunct/>
+        <w:topLinePunct w:val="0"/>
+        <w:autoSpaceDE/>
+        <w:autoSpaceDN/>
+        <w:bidi w:val="0"/>
+        <w:adjustRightInd/>
+        <w:snapToGrid/>
+        <w:spacing w:line="400" w:lineRule="exact"/>
+        <w:textAlignment w:val="auto"/>
+        <w:rPr>
+          <w:rFonts w:hint="default" w:asciiTheme="minorEastAsia" w:hAnsiTheme="minorEastAsia" w:cstheme="minorEastAsia"/>
+          <w:color w:val="00B050"/>
+          <w:lang w:val="en-US" w:eastAsia="zh-CN"/>
+        </w:rPr>
+      </w:pPr>
+      <w:r>
+        <w:rPr>
+          <w:rFonts w:hint="default" w:asciiTheme="minorEastAsia" w:hAnsiTheme="minorEastAsia" w:cstheme="minorEastAsia"/>
+          <w:color w:val="00B050"/>
+          <w:lang w:val="en-US" w:eastAsia="zh-CN"/>
+        </w:rPr>
+        <w:t>UB（Undefined Behavior，未定义行为）（Page 68）</w:t>
+      </w:r>
+    </w:p>
+    <w:p>
+      <w:pPr>
+        <w:keepNext w:val="0"/>
+        <w:keepLines w:val="0"/>
+        <w:pageBreakBefore w:val="0"/>
+        <w:kinsoku/>
+        <w:wordWrap/>
+        <w:overflowPunct/>
+        <w:topLinePunct w:val="0"/>
+        <w:autoSpaceDE/>
+        <w:autoSpaceDN/>
+        <w:bidi w:val="0"/>
+        <w:adjustRightInd/>
+        <w:snapToGrid/>
+        <w:spacing w:line="400" w:lineRule="exact"/>
+        <w:textAlignment w:val="auto"/>
+        <w:rPr>
+          <w:rFonts w:hint="default" w:asciiTheme="minorEastAsia" w:hAnsiTheme="minorEastAsia" w:cstheme="minorEastAsia"/>
+          <w:color w:val="auto"/>
+          <w:lang w:val="en-US" w:eastAsia="zh-CN"/>
+        </w:rPr>
+      </w:pPr>
+    </w:p>
+    <w:p>
+      <w:pPr>
+        <w:keepNext w:val="0"/>
+        <w:keepLines w:val="0"/>
+        <w:pageBreakBefore w:val="0"/>
+        <w:kinsoku/>
+        <w:wordWrap/>
+        <w:overflowPunct/>
+        <w:topLinePunct w:val="0"/>
+        <w:autoSpaceDE/>
+        <w:autoSpaceDN/>
+        <w:bidi w:val="0"/>
+        <w:adjustRightInd/>
+        <w:snapToGrid/>
+        <w:spacing w:line="400" w:lineRule="exact"/>
+        <w:textAlignment w:val="auto"/>
+        <w:rPr>
+          <w:rFonts w:hint="default" w:asciiTheme="minorEastAsia" w:hAnsiTheme="minorEastAsia" w:cstheme="minorEastAsia"/>
+          <w:color w:val="auto"/>
           <w:lang w:val="en-US" w:eastAsia="zh-CN"/>
         </w:rPr>
       </w:pPr>
@@ -813,7 +3003,7 @@
     <w:lsdException w:unhideWhenUsed="0" w:uiPriority="0" w:semiHidden="0" w:name="Document Map"/>
     <w:lsdException w:unhideWhenUsed="0" w:uiPriority="0" w:semiHidden="0" w:name="Plain Text"/>
     <w:lsdException w:unhideWhenUsed="0" w:uiPriority="0" w:semiHidden="0" w:name="E-mail Signature"/>
-    <w:lsdException w:unhideWhenUsed="0" w:uiPriority="0" w:semiHidden="0" w:name="Normal (Web)"/>
+    <w:lsdException w:qFormat="1" w:unhideWhenUsed="0" w:uiPriority="0" w:semiHidden="0" w:name="Normal (Web)"/>
     <w:lsdException w:unhideWhenUsed="0" w:uiPriority="0" w:semiHidden="0" w:name="HTML Acronym"/>
     <w:lsdException w:unhideWhenUsed="0" w:uiPriority="0" w:semiHidden="0" w:name="HTML Address"/>
     <w:lsdException w:unhideWhenUsed="0" w:uiPriority="0" w:semiHidden="0" w:name="HTML Cite"/>
@@ -986,12 +3176,34 @@
       <w:lang w:val="en-US" w:eastAsia="zh-CN" w:bidi="ar-SA"/>
     </w:rPr>
   </w:style>
-  <w:style w:type="character" w:default="1" w:styleId="4">
+  <w:style w:type="paragraph" w:styleId="2">
+    <w:name w:val="heading 3"/>
+    <w:basedOn w:val="1"/>
+    <w:next w:val="1"/>
+    <w:semiHidden/>
+    <w:unhideWhenUsed/>
+    <w:qFormat/>
+    <w:uiPriority w:val="0"/>
+    <w:pPr>
+      <w:spacing w:before="0" w:beforeAutospacing="1" w:after="0" w:afterAutospacing="1"/>
+      <w:jc w:val="left"/>
+    </w:pPr>
+    <w:rPr>
+      <w:rFonts w:hint="eastAsia" w:ascii="宋体" w:hAnsi="宋体" w:eastAsia="宋体" w:cs="宋体"/>
+      <w:b/>
+      <w:bCs/>
+      <w:kern w:val="0"/>
+      <w:sz w:val="27"/>
+      <w:szCs w:val="27"/>
+      <w:lang w:val="en-US" w:eastAsia="zh-CN" w:bidi="ar"/>
+    </w:rPr>
+  </w:style>
+  <w:style w:type="character" w:default="1" w:styleId="5">
     <w:name w:val="Default Paragraph Font"/>
     <w:semiHidden/>
     <w:uiPriority w:val="0"/>
   </w:style>
-  <w:style w:type="table" w:default="1" w:styleId="3">
+  <w:style w:type="table" w:default="1" w:styleId="4">
     <w:name w:val="Normal Table"/>
     <w:semiHidden/>
     <w:uiPriority w:val="0"/>
@@ -1004,17 +3216,28 @@
       </w:tblCellMar>
     </w:tblPr>
   </w:style>
-  <w:style w:type="paragraph" w:styleId="2">
+  <w:style w:type="paragraph" w:styleId="3">
     <w:name w:val="Normal (Web)"/>
     <w:basedOn w:val="1"/>
+    <w:qFormat/>
     <w:uiPriority w:val="0"/>
     <w:rPr>
       <w:sz w:val="24"/>
     </w:rPr>
   </w:style>
-  <w:style w:type="paragraph" w:customStyle="1" w:styleId="5">
+  <w:style w:type="character" w:styleId="6">
+    <w:name w:val="Strong"/>
+    <w:basedOn w:val="5"/>
+    <w:qFormat/>
+    <w:uiPriority w:val="0"/>
+    <w:rPr>
+      <w:b/>
+    </w:rPr>
+  </w:style>
+  <w:style w:type="paragraph" w:customStyle="1" w:styleId="7">
     <w:name w:val="p1"/>
     <w:basedOn w:val="1"/>
+    <w:qFormat/>
     <w:uiPriority w:val="0"/>
     <w:pPr>
       <w:spacing w:before="0" w:beforeAutospacing="0" w:after="0" w:afterAutospacing="0"/>
@@ -1029,9 +3252,10 @@
       <w:lang w:val="en-US" w:eastAsia="zh-CN" w:bidi="ar"/>
     </w:rPr>
   </w:style>
-  <w:style w:type="character" w:customStyle="1" w:styleId="6">
+  <w:style w:type="character" w:customStyle="1" w:styleId="8">
     <w:name w:val="s1"/>
-    <w:basedOn w:val="4"/>
+    <w:basedOn w:val="5"/>
+    <w:qFormat/>
     <w:uiPriority w:val="0"/>
     <w:rPr>
       <w:rFonts w:ascii="Helvetica Neue" w:hAnsi="Helvetica Neue" w:eastAsia="Helvetica Neue" w:cs="Helvetica Neue"/>
